--- a/2. Second_Semester/4. Advanced Database Management System/3. Class Test-01-Dynamic Hashing.docx
+++ b/2. Second_Semester/4. Advanced Database Management System/3. Class Test-01-Dynamic Hashing.docx
@@ -4491,14 +4491,6 @@
     </w:p>
     <w:p>
       <w:pPr>
-        <w:rPr>
-          <w:sz w:val="28"/>
-          <w:szCs w:val="28"/>
-        </w:rPr>
-      </w:pPr>
-    </w:p>
-    <w:p>
-      <w:pPr>
         <w:pStyle w:val="ListParagraph"/>
         <w:numPr>
           <w:ilvl w:val="0"/>
@@ -4615,32 +4607,562 @@
         </w:rPr>
         <w:t>See 2 no question answer.</w:t>
       </w:r>
-      <w:r>
-        <w:rPr>
-          <w:color w:val="FF0000"/>
-          <w:sz w:val="28"/>
-          <w:szCs w:val="28"/>
-        </w:rPr>
-        <w:br/>
-      </w:r>
-      <w:r>
-        <w:rPr>
-          <w:color w:val="FF0000"/>
-          <w:sz w:val="28"/>
-          <w:szCs w:val="28"/>
-        </w:rPr>
-        <w:br/>
-      </w:r>
     </w:p>
     <w:p>
       <w:pPr>
-        <w:rPr>
-          <w:sz w:val="28"/>
-          <w:szCs w:val="28"/>
-        </w:rPr>
-      </w:pPr>
+        <w:pStyle w:val="ListParagraph"/>
+        <w:numPr>
+          <w:ilvl w:val="0"/>
+          <w:numId w:val="1"/>
+        </w:numPr>
+        <w:rPr>
+          <w:b/>
+          <w:color w:val="FF0000"/>
+          <w:sz w:val="28"/>
+          <w:szCs w:val="28"/>
+        </w:rPr>
+      </w:pPr>
+      <w:r>
+        <w:rPr>
+          <w:b/>
+          <w:color w:val="FF0000"/>
+          <w:sz w:val="28"/>
+          <w:szCs w:val="28"/>
+        </w:rPr>
+        <w:t>Basic Working of Extendible Hashing</w:t>
+      </w:r>
+      <w:r>
+        <w:rPr>
+          <w:b/>
+          <w:color w:val="FF0000"/>
+          <w:sz w:val="28"/>
+          <w:szCs w:val="28"/>
+        </w:rPr>
+        <w:t>?</w:t>
+      </w:r>
+    </w:p>
+    <w:p>
+      <w:pPr>
+        <w:rPr>
+          <w:sz w:val="28"/>
+          <w:szCs w:val="28"/>
+        </w:rPr>
+      </w:pPr>
+      <w:r>
+        <w:rPr>
+          <w:color w:val="FF0000"/>
+          <w:sz w:val="28"/>
+          <w:szCs w:val="28"/>
+        </w:rPr>
+        <w:t xml:space="preserve">Basic Working of Extendible Hashing – </w:t>
+      </w:r>
+    </w:p>
+    <w:p>
+      <w:pPr>
+        <w:rPr>
+          <w:sz w:val="28"/>
+          <w:szCs w:val="28"/>
+        </w:rPr>
+      </w:pPr>
+      <w:r>
+        <w:rPr>
+          <w:b/>
+          <w:color w:val="FF0000"/>
+          <w:sz w:val="28"/>
+          <w:szCs w:val="28"/>
+        </w:rPr>
+        <w:t>Step 1 – Analyze Data Elements:</w:t>
+      </w:r>
+      <w:r>
+        <w:rPr>
+          <w:color w:val="FF0000"/>
+          <w:sz w:val="28"/>
+          <w:szCs w:val="28"/>
+        </w:rPr>
+        <w:t xml:space="preserve"> </w:t>
+      </w:r>
+      <w:r>
+        <w:rPr>
+          <w:sz w:val="28"/>
+          <w:szCs w:val="28"/>
+        </w:rPr>
+        <w:t xml:space="preserve">Data elements may exist in various forms </w:t>
+      </w:r>
+      <w:proofErr w:type="spellStart"/>
+      <w:r>
+        <w:rPr>
+          <w:sz w:val="28"/>
+          <w:szCs w:val="28"/>
+        </w:rPr>
+        <w:t>eg</w:t>
+      </w:r>
+      <w:proofErr w:type="spellEnd"/>
+      <w:r>
+        <w:rPr>
+          <w:sz w:val="28"/>
+          <w:szCs w:val="28"/>
+        </w:rPr>
+        <w:t xml:space="preserve">. Integer, String, Float, etc. Currently, let us consider data elements of type integer. </w:t>
+      </w:r>
+      <w:proofErr w:type="spellStart"/>
+      <w:r>
+        <w:rPr>
+          <w:sz w:val="28"/>
+          <w:szCs w:val="28"/>
+        </w:rPr>
+        <w:t>eg</w:t>
+      </w:r>
+      <w:proofErr w:type="spellEnd"/>
+      <w:r>
+        <w:rPr>
+          <w:sz w:val="28"/>
+          <w:szCs w:val="28"/>
+        </w:rPr>
+        <w:t>: 49.</w:t>
+      </w:r>
+    </w:p>
+    <w:p>
+      <w:pPr>
+        <w:rPr>
+          <w:sz w:val="28"/>
+          <w:szCs w:val="28"/>
+        </w:rPr>
+      </w:pPr>
+      <w:r>
+        <w:rPr>
+          <w:b/>
+          <w:color w:val="FF0000"/>
+          <w:sz w:val="28"/>
+          <w:szCs w:val="28"/>
+        </w:rPr>
+        <w:t>Step 2 – Convert into binary format:</w:t>
+      </w:r>
+      <w:r>
+        <w:rPr>
+          <w:color w:val="FF0000"/>
+          <w:sz w:val="28"/>
+          <w:szCs w:val="28"/>
+        </w:rPr>
+        <w:t xml:space="preserve"> </w:t>
+      </w:r>
+      <w:r>
+        <w:rPr>
+          <w:sz w:val="28"/>
+          <w:szCs w:val="28"/>
+        </w:rPr>
+        <w:t>Convert the data element in Binary form. For string elements, consider the ASCII equivalent integer of the starting character and then convert the integer into binary form. Since we have 49 as our data element, its binary form is 110001.</w:t>
+      </w:r>
+      <w:r>
+        <w:rPr>
+          <w:sz w:val="28"/>
+          <w:szCs w:val="28"/>
+        </w:rPr>
+        <w:t xml:space="preserve"> </w:t>
+      </w:r>
+    </w:p>
+    <w:p>
+      <w:pPr>
+        <w:rPr>
+          <w:sz w:val="28"/>
+          <w:szCs w:val="28"/>
+        </w:rPr>
+      </w:pPr>
+      <w:r>
+        <w:rPr>
+          <w:b/>
+          <w:color w:val="FF0000"/>
+          <w:sz w:val="28"/>
+          <w:szCs w:val="28"/>
+        </w:rPr>
+        <w:t>Step 3 – Chec</w:t>
+      </w:r>
+      <w:r>
+        <w:rPr>
+          <w:b/>
+          <w:color w:val="FF0000"/>
+          <w:sz w:val="28"/>
+          <w:szCs w:val="28"/>
+        </w:rPr>
+        <w:t>k Global Depth of the directory:</w:t>
+      </w:r>
+      <w:r>
+        <w:rPr>
+          <w:color w:val="FF0000"/>
+          <w:sz w:val="28"/>
+          <w:szCs w:val="28"/>
+        </w:rPr>
+        <w:t xml:space="preserve"> </w:t>
+      </w:r>
+      <w:r>
+        <w:rPr>
+          <w:sz w:val="28"/>
+          <w:szCs w:val="28"/>
+        </w:rPr>
+        <w:t>Suppose the global depth of the Hash-directory is 3.</w:t>
+      </w:r>
+    </w:p>
+    <w:p>
+      <w:pPr>
+        <w:rPr>
+          <w:sz w:val="28"/>
+          <w:szCs w:val="28"/>
+        </w:rPr>
+      </w:pPr>
+      <w:r>
+        <w:rPr>
+          <w:b/>
+          <w:color w:val="FF0000"/>
+          <w:sz w:val="28"/>
+          <w:szCs w:val="28"/>
+        </w:rPr>
+        <w:t>Step 4 – Identify the Directory:</w:t>
+      </w:r>
+      <w:r>
+        <w:rPr>
+          <w:color w:val="FF0000"/>
+          <w:sz w:val="28"/>
+          <w:szCs w:val="28"/>
+        </w:rPr>
+        <w:t xml:space="preserve"> </w:t>
+      </w:r>
+      <w:r>
+        <w:rPr>
+          <w:sz w:val="28"/>
+          <w:szCs w:val="28"/>
+        </w:rPr>
+        <w:t>Consider the ‘Global-Depth’ number of LSBs in the binary number and match it to the directory id. For Example, the binary value of 49 is 110001 and the global-depth is 3. So, the hash function will return 3 LSBs of 110001 that is, 001.</w:t>
+      </w:r>
+    </w:p>
+    <w:p>
+      <w:pPr>
+        <w:rPr>
+          <w:sz w:val="28"/>
+          <w:szCs w:val="28"/>
+        </w:rPr>
+      </w:pPr>
+      <w:r>
+        <w:rPr>
+          <w:b/>
+          <w:color w:val="FF0000"/>
+          <w:sz w:val="28"/>
+          <w:szCs w:val="28"/>
+        </w:rPr>
+        <w:lastRenderedPageBreak/>
+        <w:t>Step 5 – Navigation:</w:t>
+      </w:r>
+      <w:r>
+        <w:rPr>
+          <w:color w:val="FF0000"/>
+          <w:sz w:val="28"/>
+          <w:szCs w:val="28"/>
+        </w:rPr>
+        <w:t xml:space="preserve"> </w:t>
+      </w:r>
+      <w:r>
+        <w:rPr>
+          <w:sz w:val="28"/>
+          <w:szCs w:val="28"/>
+        </w:rPr>
+        <w:t>Now, navigate to the bucket pointed by the directory with directory-id 001</w:t>
+      </w:r>
+    </w:p>
+    <w:p>
+      <w:pPr>
+        <w:rPr>
+          <w:sz w:val="28"/>
+          <w:szCs w:val="28"/>
+        </w:rPr>
+      </w:pPr>
+      <w:r>
+        <w:rPr>
+          <w:b/>
+          <w:color w:val="FF0000"/>
+          <w:sz w:val="28"/>
+          <w:szCs w:val="28"/>
+        </w:rPr>
+        <w:t>Step 6 – Insertion and Overflow Check:</w:t>
+      </w:r>
+      <w:r>
+        <w:rPr>
+          <w:color w:val="FF0000"/>
+          <w:sz w:val="28"/>
+          <w:szCs w:val="28"/>
+        </w:rPr>
+        <w:t xml:space="preserve"> </w:t>
+      </w:r>
+      <w:r>
+        <w:rPr>
+          <w:sz w:val="28"/>
+          <w:szCs w:val="28"/>
+        </w:rPr>
+        <w:t>Insert the element and check if the bucket overflows. If an overflow is encountered, go to step 7 followed by Step 8, otherwise, go to step 9.</w:t>
+      </w:r>
+    </w:p>
+    <w:p>
+      <w:pPr>
+        <w:rPr>
+          <w:sz w:val="28"/>
+          <w:szCs w:val="28"/>
+        </w:rPr>
+      </w:pPr>
+      <w:r>
+        <w:rPr>
+          <w:b/>
+          <w:color w:val="FF0000"/>
+          <w:sz w:val="28"/>
+          <w:szCs w:val="28"/>
+        </w:rPr>
+        <w:t>Step 7 – Tackling Overflow Condition during Data Insertion:</w:t>
+      </w:r>
+      <w:r>
+        <w:rPr>
+          <w:color w:val="FF0000"/>
+          <w:sz w:val="28"/>
+          <w:szCs w:val="28"/>
+        </w:rPr>
+        <w:t xml:space="preserve"> </w:t>
+      </w:r>
+      <w:r>
+        <w:rPr>
+          <w:sz w:val="28"/>
+          <w:szCs w:val="28"/>
+        </w:rPr>
+        <w:t>Many times, while inserting data in the buckets, it might happen that the Bucket overflows. In such cases, we need to follow an appropriate procedure to avoid mishandling of data.</w:t>
+      </w:r>
+    </w:p>
+    <w:p>
+      <w:pPr>
+        <w:rPr>
+          <w:sz w:val="28"/>
+          <w:szCs w:val="28"/>
+        </w:rPr>
+      </w:pPr>
+      <w:r>
+        <w:rPr>
+          <w:sz w:val="28"/>
+          <w:szCs w:val="28"/>
+        </w:rPr>
+        <w:t xml:space="preserve">First, </w:t>
+      </w:r>
+      <w:proofErr w:type="gramStart"/>
+      <w:r>
+        <w:rPr>
+          <w:sz w:val="28"/>
+          <w:szCs w:val="28"/>
+        </w:rPr>
+        <w:t>Check</w:t>
+      </w:r>
+      <w:proofErr w:type="gramEnd"/>
+      <w:r>
+        <w:rPr>
+          <w:sz w:val="28"/>
+          <w:szCs w:val="28"/>
+        </w:rPr>
+        <w:t xml:space="preserve"> if the local depth is less than or equal to the global depth. Then choose one of the cases below. </w:t>
+      </w:r>
+    </w:p>
+    <w:p>
+      <w:pPr>
+        <w:rPr>
+          <w:sz w:val="28"/>
+          <w:szCs w:val="28"/>
+        </w:rPr>
+      </w:pPr>
+      <w:r>
+        <w:rPr>
+          <w:b/>
+          <w:color w:val="FF0000"/>
+          <w:sz w:val="28"/>
+          <w:szCs w:val="28"/>
+        </w:rPr>
+        <w:t>Case-1:</w:t>
+      </w:r>
+      <w:r>
+        <w:rPr>
+          <w:sz w:val="28"/>
+          <w:szCs w:val="28"/>
+        </w:rPr>
+        <w:t xml:space="preserve"> If the local depth of the overflowing Bucket </w:t>
+      </w:r>
+      <w:r>
+        <w:rPr>
+          <w:b/>
+          <w:color w:val="FF0000"/>
+          <w:sz w:val="28"/>
+          <w:szCs w:val="28"/>
+        </w:rPr>
+        <w:t>is equal to</w:t>
+      </w:r>
+      <w:r>
+        <w:rPr>
+          <w:color w:val="FF0000"/>
+          <w:sz w:val="28"/>
+          <w:szCs w:val="28"/>
+        </w:rPr>
+        <w:t xml:space="preserve"> </w:t>
+      </w:r>
+      <w:r>
+        <w:rPr>
+          <w:sz w:val="28"/>
+          <w:szCs w:val="28"/>
+        </w:rPr>
+        <w:t>the global depth, then Directory Expansion, as well as Bucket Split, needs to be performed. Then increment the global depth and the local depth value by 1. And, assign appropriate pointers. Directory expansion will double the number of directories present in the hash structure.</w:t>
+      </w:r>
       <w:bookmarkStart w:id="0" w:name="_GoBack"/>
       <w:bookmarkEnd w:id="0"/>
+      <w:r>
+        <w:rPr>
+          <w:sz w:val="28"/>
+          <w:szCs w:val="28"/>
+        </w:rPr>
+        <w:t xml:space="preserve"> </w:t>
+      </w:r>
+    </w:p>
+    <w:p>
+      <w:pPr>
+        <w:rPr>
+          <w:sz w:val="28"/>
+          <w:szCs w:val="28"/>
+        </w:rPr>
+      </w:pPr>
+      <w:r>
+        <w:rPr>
+          <w:b/>
+          <w:color w:val="FF0000"/>
+          <w:sz w:val="28"/>
+          <w:szCs w:val="28"/>
+        </w:rPr>
+        <w:t>Case-2:</w:t>
+      </w:r>
+      <w:r>
+        <w:rPr>
+          <w:color w:val="FF0000"/>
+          <w:sz w:val="28"/>
+          <w:szCs w:val="28"/>
+        </w:rPr>
+        <w:t xml:space="preserve"> </w:t>
+      </w:r>
+      <w:r>
+        <w:rPr>
+          <w:sz w:val="28"/>
+          <w:szCs w:val="28"/>
+        </w:rPr>
+        <w:t xml:space="preserve">In case the local depth </w:t>
+      </w:r>
+      <w:r>
+        <w:rPr>
+          <w:b/>
+          <w:color w:val="FF0000"/>
+          <w:sz w:val="28"/>
+          <w:szCs w:val="28"/>
+        </w:rPr>
+        <w:t>is less than</w:t>
+      </w:r>
+      <w:r>
+        <w:rPr>
+          <w:color w:val="FF0000"/>
+          <w:sz w:val="28"/>
+          <w:szCs w:val="28"/>
+        </w:rPr>
+        <w:t xml:space="preserve"> </w:t>
+      </w:r>
+      <w:r>
+        <w:rPr>
+          <w:sz w:val="28"/>
+          <w:szCs w:val="28"/>
+        </w:rPr>
+        <w:t>the global depth, then only Bucket Split takes place. Then increment only the local depth value by 1. And, assign appropriate pointers.</w:t>
+      </w:r>
+    </w:p>
+    <w:p>
+      <w:pPr>
+        <w:rPr>
+          <w:sz w:val="28"/>
+          <w:szCs w:val="28"/>
+        </w:rPr>
+      </w:pPr>
+      <w:r>
+        <w:rPr>
+          <w:b/>
+          <w:color w:val="FF0000"/>
+          <w:sz w:val="28"/>
+          <w:szCs w:val="28"/>
+        </w:rPr>
+        <w:t>Step 8 – Rehashing of Split Bucket Elements</w:t>
+      </w:r>
+      <w:r>
+        <w:rPr>
+          <w:sz w:val="28"/>
+          <w:szCs w:val="28"/>
+        </w:rPr>
+        <w:t xml:space="preserve">: The Elements present in the overflowing bucket that is split are rehashed w.r.t the new </w:t>
+      </w:r>
+      <w:r>
+        <w:rPr>
+          <w:sz w:val="28"/>
+          <w:szCs w:val="28"/>
+        </w:rPr>
+        <w:t>global depth of the directory.</w:t>
+      </w:r>
+    </w:p>
+    <w:p>
+      <w:pPr>
+        <w:rPr>
+          <w:sz w:val="28"/>
+          <w:szCs w:val="28"/>
+        </w:rPr>
+      </w:pPr>
+      <w:r>
+        <w:rPr>
+          <w:b/>
+          <w:color w:val="FF0000"/>
+          <w:sz w:val="28"/>
+          <w:szCs w:val="28"/>
+        </w:rPr>
+        <w:t>Step 9</w:t>
+      </w:r>
+      <w:r>
+        <w:rPr>
+          <w:sz w:val="28"/>
+          <w:szCs w:val="28"/>
+        </w:rPr>
+        <w:t xml:space="preserve"> – The element is successfully hashed</w:t>
+      </w:r>
+    </w:p>
+    <w:p>
+      <w:pPr>
+        <w:rPr>
+          <w:color w:val="FF0000"/>
+          <w:sz w:val="28"/>
+          <w:szCs w:val="28"/>
+        </w:rPr>
+      </w:pPr>
+    </w:p>
+    <w:p>
+      <w:pPr>
+        <w:rPr>
+          <w:color w:val="FF0000"/>
+          <w:sz w:val="28"/>
+          <w:szCs w:val="28"/>
+        </w:rPr>
+      </w:pPr>
+    </w:p>
+    <w:p>
+      <w:pPr>
+        <w:rPr>
+          <w:color w:val="FF0000"/>
+          <w:sz w:val="28"/>
+          <w:szCs w:val="28"/>
+        </w:rPr>
+      </w:pPr>
+      <w:r>
+        <w:rPr>
+          <w:color w:val="FF0000"/>
+          <w:sz w:val="28"/>
+          <w:szCs w:val="28"/>
+        </w:rPr>
+        <w:t xml:space="preserve">  </w:t>
+      </w:r>
     </w:p>
     <w:sectPr>
       <w:pgSz w:w="12240" w:h="15840"/>
@@ -4953,6 +5475,95 @@
     </w:lvl>
   </w:abstractNum>
   <w:abstractNum w:abstractNumId="2" w15:restartNumberingAfterBreak="0">
+    <w:nsid w:val="17B36C9C"/>
+    <w:multiLevelType w:val="hybridMultilevel"/>
+    <w:tmpl w:val="79A89944"/>
+    <w:lvl w:ilvl="0" w:tplc="0409000F">
+      <w:start w:val="1"/>
+      <w:numFmt w:val="decimal"/>
+      <w:lvlText w:val="%1."/>
+      <w:lvlJc w:val="left"/>
+      <w:pPr>
+        <w:ind w:left="720" w:hanging="360"/>
+      </w:pPr>
+      <w:rPr>
+        <w:rFonts w:hint="default"/>
+      </w:rPr>
+    </w:lvl>
+    <w:lvl w:ilvl="1" w:tplc="04090019" w:tentative="1">
+      <w:start w:val="1"/>
+      <w:numFmt w:val="lowerLetter"/>
+      <w:lvlText w:val="%2."/>
+      <w:lvlJc w:val="left"/>
+      <w:pPr>
+        <w:ind w:left="1440" w:hanging="360"/>
+      </w:pPr>
+    </w:lvl>
+    <w:lvl w:ilvl="2" w:tplc="0409001B" w:tentative="1">
+      <w:start w:val="1"/>
+      <w:numFmt w:val="lowerRoman"/>
+      <w:lvlText w:val="%3."/>
+      <w:lvlJc w:val="right"/>
+      <w:pPr>
+        <w:ind w:left="2160" w:hanging="180"/>
+      </w:pPr>
+    </w:lvl>
+    <w:lvl w:ilvl="3" w:tplc="0409000F" w:tentative="1">
+      <w:start w:val="1"/>
+      <w:numFmt w:val="decimal"/>
+      <w:lvlText w:val="%4."/>
+      <w:lvlJc w:val="left"/>
+      <w:pPr>
+        <w:ind w:left="2880" w:hanging="360"/>
+      </w:pPr>
+    </w:lvl>
+    <w:lvl w:ilvl="4" w:tplc="04090019" w:tentative="1">
+      <w:start w:val="1"/>
+      <w:numFmt w:val="lowerLetter"/>
+      <w:lvlText w:val="%5."/>
+      <w:lvlJc w:val="left"/>
+      <w:pPr>
+        <w:ind w:left="3600" w:hanging="360"/>
+      </w:pPr>
+    </w:lvl>
+    <w:lvl w:ilvl="5" w:tplc="0409001B" w:tentative="1">
+      <w:start w:val="1"/>
+      <w:numFmt w:val="lowerRoman"/>
+      <w:lvlText w:val="%6."/>
+      <w:lvlJc w:val="right"/>
+      <w:pPr>
+        <w:ind w:left="4320" w:hanging="180"/>
+      </w:pPr>
+    </w:lvl>
+    <w:lvl w:ilvl="6" w:tplc="0409000F" w:tentative="1">
+      <w:start w:val="1"/>
+      <w:numFmt w:val="decimal"/>
+      <w:lvlText w:val="%7."/>
+      <w:lvlJc w:val="left"/>
+      <w:pPr>
+        <w:ind w:left="5040" w:hanging="360"/>
+      </w:pPr>
+    </w:lvl>
+    <w:lvl w:ilvl="7" w:tplc="04090019" w:tentative="1">
+      <w:start w:val="1"/>
+      <w:numFmt w:val="lowerLetter"/>
+      <w:lvlText w:val="%8."/>
+      <w:lvlJc w:val="left"/>
+      <w:pPr>
+        <w:ind w:left="5760" w:hanging="360"/>
+      </w:pPr>
+    </w:lvl>
+    <w:lvl w:ilvl="8" w:tplc="0409001B" w:tentative="1">
+      <w:start w:val="1"/>
+      <w:numFmt w:val="lowerRoman"/>
+      <w:lvlText w:val="%9."/>
+      <w:lvlJc w:val="right"/>
+      <w:pPr>
+        <w:ind w:left="6480" w:hanging="180"/>
+      </w:pPr>
+    </w:lvl>
+  </w:abstractNum>
+  <w:abstractNum w:abstractNumId="3" w15:restartNumberingAfterBreak="0">
     <w:nsid w:val="1A946688"/>
     <w:multiLevelType w:val="multilevel"/>
     <w:tmpl w:val="62024DEC"/>
@@ -5101,7 +5712,7 @@
       </w:rPr>
     </w:lvl>
   </w:abstractNum>
-  <w:abstractNum w:abstractNumId="3" w15:restartNumberingAfterBreak="0">
+  <w:abstractNum w:abstractNumId="4" w15:restartNumberingAfterBreak="0">
     <w:nsid w:val="21D47EA1"/>
     <w:multiLevelType w:val="multilevel"/>
     <w:tmpl w:val="7B96A4A6"/>
@@ -5250,7 +5861,7 @@
       </w:rPr>
     </w:lvl>
   </w:abstractNum>
-  <w:abstractNum w:abstractNumId="4" w15:restartNumberingAfterBreak="0">
+  <w:abstractNum w:abstractNumId="5" w15:restartNumberingAfterBreak="0">
     <w:nsid w:val="28AE49A5"/>
     <w:multiLevelType w:val="multilevel"/>
     <w:tmpl w:val="10D04F44"/>
@@ -5399,7 +6010,7 @@
       </w:rPr>
     </w:lvl>
   </w:abstractNum>
-  <w:abstractNum w:abstractNumId="5" w15:restartNumberingAfterBreak="0">
+  <w:abstractNum w:abstractNumId="6" w15:restartNumberingAfterBreak="0">
     <w:nsid w:val="40484A62"/>
     <w:multiLevelType w:val="multilevel"/>
     <w:tmpl w:val="9D8C88FE"/>
@@ -5548,7 +6159,7 @@
       </w:rPr>
     </w:lvl>
   </w:abstractNum>
-  <w:abstractNum w:abstractNumId="6" w15:restartNumberingAfterBreak="0">
+  <w:abstractNum w:abstractNumId="7" w15:restartNumberingAfterBreak="0">
     <w:nsid w:val="56F8233D"/>
     <w:multiLevelType w:val="hybridMultilevel"/>
     <w:tmpl w:val="79A89944"/>
@@ -5637,7 +6248,7 @@
       </w:pPr>
     </w:lvl>
   </w:abstractNum>
-  <w:abstractNum w:abstractNumId="7" w15:restartNumberingAfterBreak="0">
+  <w:abstractNum w:abstractNumId="8" w15:restartNumberingAfterBreak="0">
     <w:nsid w:val="686D610B"/>
     <w:multiLevelType w:val="multilevel"/>
     <w:tmpl w:val="717AF16C"/>
@@ -5786,7 +6397,7 @@
       </w:rPr>
     </w:lvl>
   </w:abstractNum>
-  <w:abstractNum w:abstractNumId="8" w15:restartNumberingAfterBreak="0">
+  <w:abstractNum w:abstractNumId="9" w15:restartNumberingAfterBreak="0">
     <w:nsid w:val="76E20E67"/>
     <w:multiLevelType w:val="hybridMultilevel"/>
     <w:tmpl w:val="4A7CE096"/>
@@ -5872,7 +6483,7 @@
       </w:pPr>
     </w:lvl>
   </w:abstractNum>
-  <w:abstractNum w:abstractNumId="9" w15:restartNumberingAfterBreak="0">
+  <w:abstractNum w:abstractNumId="10" w15:restartNumberingAfterBreak="0">
     <w:nsid w:val="77926E52"/>
     <w:multiLevelType w:val="multilevel"/>
     <w:tmpl w:val="39306DA0"/>
@@ -6021,7 +6632,7 @@
       </w:rPr>
     </w:lvl>
   </w:abstractNum>
-  <w:abstractNum w:abstractNumId="10" w15:restartNumberingAfterBreak="0">
+  <w:abstractNum w:abstractNumId="11" w15:restartNumberingAfterBreak="0">
     <w:nsid w:val="799755E8"/>
     <w:multiLevelType w:val="multilevel"/>
     <w:tmpl w:val="BA42241A"/>
@@ -6170,7 +6781,7 @@
       </w:rPr>
     </w:lvl>
   </w:abstractNum>
-  <w:abstractNum w:abstractNumId="11" w15:restartNumberingAfterBreak="0">
+  <w:abstractNum w:abstractNumId="12" w15:restartNumberingAfterBreak="0">
     <w:nsid w:val="79E51689"/>
     <w:multiLevelType w:val="multilevel"/>
     <w:tmpl w:val="936C2DB6"/>
@@ -6319,7 +6930,7 @@
       </w:rPr>
     </w:lvl>
   </w:abstractNum>
-  <w:abstractNum w:abstractNumId="12" w15:restartNumberingAfterBreak="0">
+  <w:abstractNum w:abstractNumId="13" w15:restartNumberingAfterBreak="0">
     <w:nsid w:val="7BEA1EFB"/>
     <w:multiLevelType w:val="multilevel"/>
     <w:tmpl w:val="7C6A768C"/>
@@ -6468,7 +7079,7 @@
       </w:rPr>
     </w:lvl>
   </w:abstractNum>
-  <w:abstractNum w:abstractNumId="13" w15:restartNumberingAfterBreak="0">
+  <w:abstractNum w:abstractNumId="14" w15:restartNumberingAfterBreak="0">
     <w:nsid w:val="7BFF3662"/>
     <w:multiLevelType w:val="multilevel"/>
     <w:tmpl w:val="3468FADC"/>
@@ -6618,46 +7229,49 @@
     </w:lvl>
   </w:abstractNum>
   <w:num w:numId="1">
-    <w:abstractNumId w:val="6"/>
+    <w:abstractNumId w:val="7"/>
   </w:num>
   <w:num w:numId="2">
-    <w:abstractNumId w:val="8"/>
+    <w:abstractNumId w:val="9"/>
   </w:num>
   <w:num w:numId="3">
-    <w:abstractNumId w:val="9"/>
+    <w:abstractNumId w:val="10"/>
   </w:num>
   <w:num w:numId="4">
     <w:abstractNumId w:val="1"/>
   </w:num>
   <w:num w:numId="5">
+    <w:abstractNumId w:val="13"/>
+  </w:num>
+  <w:num w:numId="6">
+    <w:abstractNumId w:val="3"/>
+  </w:num>
+  <w:num w:numId="7">
+    <w:abstractNumId w:val="8"/>
+  </w:num>
+  <w:num w:numId="8">
+    <w:abstractNumId w:val="5"/>
+  </w:num>
+  <w:num w:numId="9">
+    <w:abstractNumId w:val="4"/>
+  </w:num>
+  <w:num w:numId="10">
     <w:abstractNumId w:val="12"/>
   </w:num>
-  <w:num w:numId="6">
-    <w:abstractNumId w:val="2"/>
-  </w:num>
-  <w:num w:numId="7">
-    <w:abstractNumId w:val="7"/>
-  </w:num>
-  <w:num w:numId="8">
-    <w:abstractNumId w:val="4"/>
-  </w:num>
-  <w:num w:numId="9">
-    <w:abstractNumId w:val="3"/>
-  </w:num>
-  <w:num w:numId="10">
-    <w:abstractNumId w:val="11"/>
-  </w:num>
   <w:num w:numId="11">
-    <w:abstractNumId w:val="13"/>
+    <w:abstractNumId w:val="14"/>
   </w:num>
   <w:num w:numId="12">
-    <w:abstractNumId w:val="5"/>
+    <w:abstractNumId w:val="6"/>
   </w:num>
   <w:num w:numId="13">
     <w:abstractNumId w:val="0"/>
   </w:num>
   <w:num w:numId="14">
-    <w:abstractNumId w:val="10"/>
+    <w:abstractNumId w:val="11"/>
+  </w:num>
+  <w:num w:numId="15">
+    <w:abstractNumId w:val="2"/>
   </w:num>
   <w:numIdMacAtCleanup w:val="14"/>
 </w:numbering>

--- a/2. Second_Semester/4. Advanced Database Management System/3. Class Test-01-Dynamic Hashing.docx
+++ b/2. Second_Semester/4. Advanced Database Management System/3. Class Test-01-Dynamic Hashing.docx
@@ -10,12 +10,16 @@
           <w:numId w:val="1"/>
         </w:numPr>
         <w:rPr>
-          <w:sz w:val="28"/>
-          <w:szCs w:val="28"/>
-        </w:rPr>
-      </w:pPr>
-      <w:r>
-        <w:rPr>
+          <w:b/>
+          <w:color w:val="FF0000"/>
+          <w:sz w:val="28"/>
+          <w:szCs w:val="28"/>
+        </w:rPr>
+      </w:pPr>
+      <w:r>
+        <w:rPr>
+          <w:b/>
+          <w:color w:val="FF0000"/>
           <w:sz w:val="28"/>
           <w:szCs w:val="28"/>
         </w:rPr>
@@ -711,6 +715,7 @@
     <w:p>
       <w:pPr>
         <w:pStyle w:val="Heading3"/>
+        <w:spacing w:after="0" w:afterAutospacing="0"/>
         <w:rPr>
           <w:sz w:val="28"/>
           <w:szCs w:val="28"/>
@@ -867,7 +872,49 @@
     </w:p>
     <w:p>
       <w:pPr>
+        <w:spacing w:before="100" w:beforeAutospacing="1" w:after="100" w:afterAutospacing="1" w:line="240" w:lineRule="auto"/>
+        <w:rPr>
+          <w:sz w:val="28"/>
+          <w:szCs w:val="28"/>
+        </w:rPr>
+      </w:pPr>
+      <w:r>
+        <w:rPr>
+          <w:rStyle w:val="Strong"/>
+          <w:color w:val="FF0000"/>
+          <w:sz w:val="28"/>
+          <w:szCs w:val="28"/>
+        </w:rPr>
+        <w:t>Definition:</w:t>
+      </w:r>
+      <w:r>
+        <w:rPr>
+          <w:sz w:val="28"/>
+          <w:szCs w:val="28"/>
+        </w:rPr>
+        <w:br/>
+        <w:t xml:space="preserve">A </w:t>
+      </w:r>
+      <w:r>
+        <w:rPr>
+          <w:rStyle w:val="Strong"/>
+          <w:sz w:val="28"/>
+          <w:szCs w:val="28"/>
+        </w:rPr>
+        <w:t>Directory</w:t>
+      </w:r>
+      <w:r>
+        <w:rPr>
+          <w:sz w:val="28"/>
+          <w:szCs w:val="28"/>
+        </w:rPr>
+        <w:t xml:space="preserve"> is a collection of pointers that stores the addresses of buckets. Each directory has a unique binary ID used by the hash function to locate the correct bucket.</w:t>
+      </w:r>
+    </w:p>
+    <w:p>
+      <w:pPr>
         <w:pStyle w:val="Heading3"/>
+        <w:spacing w:after="0" w:afterAutospacing="0"/>
         <w:rPr>
           <w:sz w:val="28"/>
           <w:szCs w:val="28"/>
@@ -882,6 +929,41 @@
           <w:szCs w:val="28"/>
         </w:rPr>
         <w:t>2. Buckets</w:t>
+      </w:r>
+    </w:p>
+    <w:p>
+      <w:pPr>
+        <w:numPr>
+          <w:ilvl w:val="0"/>
+          <w:numId w:val="4"/>
+        </w:numPr>
+        <w:spacing w:after="100" w:afterAutospacing="1" w:line="240" w:lineRule="auto"/>
+        <w:rPr>
+          <w:sz w:val="28"/>
+          <w:szCs w:val="28"/>
+        </w:rPr>
+      </w:pPr>
+      <w:r>
+        <w:rPr>
+          <w:sz w:val="28"/>
+          <w:szCs w:val="28"/>
+        </w:rPr>
+        <w:t xml:space="preserve">Buckets store the </w:t>
+      </w:r>
+      <w:r>
+        <w:rPr>
+          <w:rStyle w:val="Strong"/>
+          <w:sz w:val="28"/>
+          <w:szCs w:val="28"/>
+        </w:rPr>
+        <w:t>hashed keys (records)</w:t>
+      </w:r>
+      <w:r>
+        <w:rPr>
+          <w:sz w:val="28"/>
+          <w:szCs w:val="28"/>
+        </w:rPr>
+        <w:t xml:space="preserve">. </w:t>
       </w:r>
     </w:p>
     <w:p>
@@ -901,22 +983,7 @@
           <w:sz w:val="28"/>
           <w:szCs w:val="28"/>
         </w:rPr>
-        <w:t xml:space="preserve">Buckets store the </w:t>
-      </w:r>
-      <w:r>
-        <w:rPr>
-          <w:rStyle w:val="Strong"/>
-          <w:sz w:val="28"/>
-          <w:szCs w:val="28"/>
-        </w:rPr>
-        <w:t>hashed keys (records)</w:t>
-      </w:r>
-      <w:r>
-        <w:rPr>
-          <w:sz w:val="28"/>
-          <w:szCs w:val="28"/>
-        </w:rPr>
-        <w:t xml:space="preserve">. </w:t>
+        <w:t xml:space="preserve">Directories point to the buckets. </w:t>
       </w:r>
     </w:p>
     <w:p>
@@ -936,15 +1003,27 @@
           <w:sz w:val="28"/>
           <w:szCs w:val="28"/>
         </w:rPr>
-        <w:t xml:space="preserve">Directories point to the buckets. </w:t>
-      </w:r>
-    </w:p>
-    <w:p>
-      <w:pPr>
-        <w:numPr>
-          <w:ilvl w:val="0"/>
-          <w:numId w:val="4"/>
-        </w:numPr>
+        <w:lastRenderedPageBreak/>
+        <w:t xml:space="preserve">A bucket may be pointed to by more than one directory if its </w:t>
+      </w:r>
+      <w:r>
+        <w:rPr>
+          <w:rStyle w:val="Strong"/>
+          <w:sz w:val="28"/>
+          <w:szCs w:val="28"/>
+        </w:rPr>
+        <w:t>Local Depth is less than the Global Depth</w:t>
+      </w:r>
+      <w:r>
+        <w:rPr>
+          <w:sz w:val="28"/>
+          <w:szCs w:val="28"/>
+        </w:rPr>
+        <w:t xml:space="preserve">. </w:t>
+      </w:r>
+    </w:p>
+    <w:p>
+      <w:pPr>
         <w:spacing w:before="100" w:beforeAutospacing="1" w:after="100" w:afterAutospacing="1" w:line="240" w:lineRule="auto"/>
         <w:rPr>
           <w:sz w:val="28"/>
@@ -953,25 +1032,35 @@
       </w:pPr>
       <w:r>
         <w:rPr>
-          <w:sz w:val="28"/>
-          <w:szCs w:val="28"/>
-        </w:rPr>
-        <w:t xml:space="preserve">A bucket may be pointed to by more than one directory if its </w:t>
-      </w:r>
-      <w:r>
-        <w:rPr>
           <w:rStyle w:val="Strong"/>
-          <w:sz w:val="28"/>
-          <w:szCs w:val="28"/>
-        </w:rPr>
-        <w:t>Local Depth is less than the Global Depth</w:t>
-      </w:r>
-      <w:r>
-        <w:rPr>
-          <w:sz w:val="28"/>
-          <w:szCs w:val="28"/>
-        </w:rPr>
-        <w:t xml:space="preserve">. </w:t>
+          <w:color w:val="FF0000"/>
+          <w:sz w:val="28"/>
+          <w:szCs w:val="28"/>
+        </w:rPr>
+        <w:t>Definition:</w:t>
+      </w:r>
+      <w:r>
+        <w:rPr>
+          <w:sz w:val="28"/>
+          <w:szCs w:val="28"/>
+        </w:rPr>
+        <w:br/>
+        <w:t xml:space="preserve">A </w:t>
+      </w:r>
+      <w:r>
+        <w:rPr>
+          <w:rStyle w:val="Strong"/>
+          <w:sz w:val="28"/>
+          <w:szCs w:val="28"/>
+        </w:rPr>
+        <w:t>Bucket</w:t>
+      </w:r>
+      <w:r>
+        <w:rPr>
+          <w:sz w:val="28"/>
+          <w:szCs w:val="28"/>
+        </w:rPr>
+        <w:t xml:space="preserve"> is a storage unit that holds one or more hashed keys (records). It is accessed through directory pointers.</w:t>
       </w:r>
     </w:p>
     <w:p>
@@ -1046,7 +1135,6 @@
           <w:sz w:val="28"/>
           <w:szCs w:val="28"/>
         </w:rPr>
-        <w:lastRenderedPageBreak/>
         <w:t xml:space="preserve">It represents the </w:t>
       </w:r>
       <w:r>
@@ -1073,29 +1161,67 @@
         </w:numPr>
         <w:spacing w:before="100" w:beforeAutospacing="1" w:after="100" w:afterAutospacing="1" w:line="240" w:lineRule="auto"/>
         <w:rPr>
-          <w:sz w:val="28"/>
-          <w:szCs w:val="28"/>
-        </w:rPr>
-      </w:pPr>
-      <w:r>
-        <w:rPr>
           <w:rStyle w:val="Strong"/>
+          <w:b w:val="0"/>
+          <w:bCs w:val="0"/>
+          <w:sz w:val="28"/>
+          <w:szCs w:val="28"/>
+        </w:rPr>
+      </w:pPr>
+      <w:r>
+        <w:rPr>
+          <w:rStyle w:val="Strong"/>
           <w:sz w:val="28"/>
           <w:szCs w:val="28"/>
         </w:rPr>
         <w:t>Global Depth = Number of bits in the Directory ID.</w:t>
       </w:r>
-      <w:r>
-        <w:rPr>
-          <w:sz w:val="28"/>
-          <w:szCs w:val="28"/>
-        </w:rPr>
-        <w:t xml:space="preserve"> </w:t>
-      </w:r>
     </w:p>
     <w:p>
       <w:pPr>
         <w:pStyle w:val="Heading3"/>
+        <w:rPr>
+          <w:sz w:val="28"/>
+          <w:szCs w:val="28"/>
+        </w:rPr>
+      </w:pPr>
+      <w:r>
+        <w:rPr>
+          <w:rStyle w:val="Strong"/>
+          <w:b/>
+          <w:color w:val="FF0000"/>
+          <w:sz w:val="28"/>
+          <w:szCs w:val="28"/>
+        </w:rPr>
+        <w:t>Definition:</w:t>
+      </w:r>
+      <w:r>
+        <w:rPr>
+          <w:sz w:val="28"/>
+          <w:szCs w:val="28"/>
+        </w:rPr>
+        <w:br/>
+      </w:r>
+      <w:r>
+        <w:rPr>
+          <w:rStyle w:val="Strong"/>
+          <w:sz w:val="28"/>
+          <w:szCs w:val="28"/>
+        </w:rPr>
+        <w:t>Global Depth</w:t>
+      </w:r>
+      <w:r>
+        <w:rPr>
+          <w:sz w:val="28"/>
+          <w:szCs w:val="28"/>
+        </w:rPr>
+        <w:t xml:space="preserve"> is the number of bits used by the hash function to identify a directory. It is associated with the directory.</w:t>
+      </w:r>
+    </w:p>
+    <w:p>
+      <w:pPr>
+        <w:pStyle w:val="Heading3"/>
+        <w:spacing w:after="0" w:afterAutospacing="0"/>
         <w:rPr>
           <w:sz w:val="28"/>
           <w:szCs w:val="28"/>
@@ -1232,7 +1358,55 @@
     </w:p>
     <w:p>
       <w:pPr>
+        <w:spacing w:before="100" w:beforeAutospacing="1" w:after="100" w:afterAutospacing="1" w:line="240" w:lineRule="auto"/>
+        <w:rPr>
+          <w:sz w:val="28"/>
+          <w:szCs w:val="28"/>
+        </w:rPr>
+      </w:pPr>
+      <w:r>
+        <w:rPr>
+          <w:rStyle w:val="Strong"/>
+          <w:color w:val="FF0000"/>
+          <w:sz w:val="28"/>
+          <w:szCs w:val="28"/>
+        </w:rPr>
+        <w:t>Definition:</w:t>
+      </w:r>
+      <w:r>
+        <w:rPr>
+          <w:sz w:val="28"/>
+          <w:szCs w:val="28"/>
+        </w:rPr>
+        <w:br/>
+      </w:r>
+      <w:r>
+        <w:rPr>
+          <w:rStyle w:val="Strong"/>
+          <w:sz w:val="28"/>
+          <w:szCs w:val="28"/>
+        </w:rPr>
+        <w:t>Local Depth</w:t>
+      </w:r>
+      <w:r>
+        <w:rPr>
+          <w:sz w:val="28"/>
+          <w:szCs w:val="28"/>
+        </w:rPr>
+        <w:t xml:space="preserve"> is the number of bits associated with a bucket. It is used to determine the action taken when a bucket overflow occurs.</w:t>
+      </w:r>
+      <w:r>
+        <w:rPr>
+          <w:sz w:val="28"/>
+          <w:szCs w:val="28"/>
+        </w:rPr>
+        <w:t xml:space="preserve"> </w:t>
+      </w:r>
+    </w:p>
+    <w:p>
+      <w:pPr>
         <w:pStyle w:val="Heading3"/>
+        <w:spacing w:after="0" w:afterAutospacing="0"/>
         <w:rPr>
           <w:sz w:val="28"/>
           <w:szCs w:val="28"/>
@@ -1336,7 +1510,55 @@
     </w:p>
     <w:p>
       <w:pPr>
+        <w:spacing w:before="100" w:beforeAutospacing="1" w:after="100" w:afterAutospacing="1" w:line="240" w:lineRule="auto"/>
+        <w:rPr>
+          <w:sz w:val="28"/>
+          <w:szCs w:val="28"/>
+        </w:rPr>
+      </w:pPr>
+      <w:r>
+        <w:rPr>
+          <w:rStyle w:val="Strong"/>
+          <w:color w:val="FF0000"/>
+          <w:sz w:val="28"/>
+          <w:szCs w:val="28"/>
+        </w:rPr>
+        <w:t>Definition:</w:t>
+      </w:r>
+      <w:r>
+        <w:rPr>
+          <w:sz w:val="28"/>
+          <w:szCs w:val="28"/>
+        </w:rPr>
+        <w:br/>
+      </w:r>
+      <w:r>
+        <w:rPr>
+          <w:rStyle w:val="Strong"/>
+          <w:sz w:val="28"/>
+          <w:szCs w:val="28"/>
+        </w:rPr>
+        <w:t>Bucket Splitting</w:t>
+      </w:r>
+      <w:r>
+        <w:rPr>
+          <w:sz w:val="28"/>
+          <w:szCs w:val="28"/>
+        </w:rPr>
+        <w:t xml:space="preserve"> is the process of dividing a full bucket into two separate buckets when bucket overflow occurs</w:t>
+      </w:r>
+      <w:r>
+        <w:rPr>
+          <w:sz w:val="28"/>
+          <w:szCs w:val="28"/>
+        </w:rPr>
+        <w:t xml:space="preserve"> </w:t>
+      </w:r>
+    </w:p>
+    <w:p>
+      <w:pPr>
         <w:pStyle w:val="Heading3"/>
+        <w:spacing w:after="0" w:afterAutospacing="0"/>
         <w:rPr>
           <w:sz w:val="28"/>
           <w:szCs w:val="28"/>
@@ -1351,6 +1573,42 @@
           <w:szCs w:val="28"/>
         </w:rPr>
         <w:t>6. Directory Expansion</w:t>
+      </w:r>
+    </w:p>
+    <w:p>
+      <w:pPr>
+        <w:numPr>
+          <w:ilvl w:val="0"/>
+          <w:numId w:val="8"/>
+        </w:numPr>
+        <w:spacing w:after="100" w:afterAutospacing="1" w:line="240" w:lineRule="auto"/>
+        <w:rPr>
+          <w:sz w:val="28"/>
+          <w:szCs w:val="28"/>
+        </w:rPr>
+      </w:pPr>
+      <w:r>
+        <w:rPr>
+          <w:sz w:val="28"/>
+          <w:szCs w:val="28"/>
+        </w:rPr>
+        <w:lastRenderedPageBreak/>
+        <w:t xml:space="preserve">Directory Expansion occurs when a bucket overflows </w:t>
+      </w:r>
+      <w:r>
+        <w:rPr>
+          <w:rStyle w:val="Strong"/>
+          <w:sz w:val="28"/>
+          <w:szCs w:val="28"/>
+        </w:rPr>
+        <w:t>and Local Depth is equal to Global Depth</w:t>
+      </w:r>
+      <w:r>
+        <w:rPr>
+          <w:sz w:val="28"/>
+          <w:szCs w:val="28"/>
+        </w:rPr>
+        <w:t xml:space="preserve">. </w:t>
       </w:r>
     </w:p>
     <w:p>
@@ -1370,7 +1628,7 @@
           <w:sz w:val="28"/>
           <w:szCs w:val="28"/>
         </w:rPr>
-        <w:t xml:space="preserve">Directory Expansion occurs when a bucket overflows </w:t>
+        <w:t xml:space="preserve">In this case, the directory size is </w:t>
       </w:r>
       <w:r>
         <w:rPr>
@@ -1378,22 +1636,18 @@
           <w:sz w:val="28"/>
           <w:szCs w:val="28"/>
         </w:rPr>
-        <w:t>and Local Depth is equal to Global Depth</w:t>
-      </w:r>
-      <w:r>
-        <w:rPr>
-          <w:sz w:val="28"/>
-          <w:szCs w:val="28"/>
-        </w:rPr>
-        <w:t xml:space="preserve">. </w:t>
-      </w:r>
-    </w:p>
-    <w:p>
-      <w:pPr>
-        <w:numPr>
-          <w:ilvl w:val="0"/>
-          <w:numId w:val="8"/>
-        </w:numPr>
+        <w:t>doubled</w:t>
+      </w:r>
+      <w:r>
+        <w:rPr>
+          <w:sz w:val="28"/>
+          <w:szCs w:val="28"/>
+        </w:rPr>
+        <w:t xml:space="preserve">, and then the bucket is split. </w:t>
+      </w:r>
+    </w:p>
+    <w:p>
+      <w:pPr>
         <w:spacing w:before="100" w:beforeAutospacing="1" w:after="100" w:afterAutospacing="1" w:line="240" w:lineRule="auto"/>
         <w:rPr>
           <w:sz w:val="28"/>
@@ -1402,25 +1656,56 @@
       </w:pPr>
       <w:r>
         <w:rPr>
-          <w:sz w:val="28"/>
-          <w:szCs w:val="28"/>
-        </w:rPr>
-        <w:t xml:space="preserve">In this case, the directory size is </w:t>
-      </w:r>
-      <w:r>
-        <w:rPr>
           <w:rStyle w:val="Strong"/>
-          <w:sz w:val="28"/>
-          <w:szCs w:val="28"/>
-        </w:rPr>
-        <w:t>doubled</w:t>
-      </w:r>
-      <w:r>
-        <w:rPr>
-          <w:sz w:val="28"/>
-          <w:szCs w:val="28"/>
-        </w:rPr>
-        <w:t xml:space="preserve">, and then the bucket is split. </w:t>
+          <w:color w:val="FF0000"/>
+          <w:sz w:val="28"/>
+          <w:szCs w:val="28"/>
+        </w:rPr>
+        <w:t>Definition:</w:t>
+      </w:r>
+      <w:r>
+        <w:rPr>
+          <w:sz w:val="28"/>
+          <w:szCs w:val="28"/>
+        </w:rPr>
+        <w:br/>
+      </w:r>
+      <w:r>
+        <w:rPr>
+          <w:rStyle w:val="Strong"/>
+          <w:sz w:val="28"/>
+          <w:szCs w:val="28"/>
+        </w:rPr>
+        <w:t>Directory Expansion</w:t>
+      </w:r>
+      <w:r>
+        <w:rPr>
+          <w:sz w:val="28"/>
+          <w:szCs w:val="28"/>
+        </w:rPr>
+        <w:t xml:space="preserve"> is the process of increasing (doubling) the number of directories when a bucket overflows and the </w:t>
+      </w:r>
+      <w:r>
+        <w:rPr>
+          <w:rStyle w:val="Strong"/>
+          <w:sz w:val="28"/>
+          <w:szCs w:val="28"/>
+        </w:rPr>
+        <w:t>Local Depth is equal to the Global Depth</w:t>
+      </w:r>
+      <w:r>
+        <w:rPr>
+          <w:sz w:val="28"/>
+          <w:szCs w:val="28"/>
+        </w:rPr>
+        <w:t>.</w:t>
+      </w:r>
+      <w:r>
+        <w:rPr>
+          <w:sz w:val="28"/>
+          <w:szCs w:val="28"/>
+        </w:rPr>
+        <w:t xml:space="preserve"> </w:t>
       </w:r>
     </w:p>
     <w:p>
@@ -1482,3015 +1767,6 @@
     </w:p>
     <w:p>
       <w:pPr>
-        <w:pStyle w:val="Heading1"/>
-        <w:rPr>
-          <w:color w:val="FF0000"/>
-          <w:sz w:val="28"/>
-          <w:szCs w:val="28"/>
-        </w:rPr>
-      </w:pPr>
-      <w:proofErr w:type="spellStart"/>
-      <w:r>
-        <w:rPr>
-          <w:rStyle w:val="Strong"/>
-          <w:rFonts w:ascii="Nirmala UI" w:hAnsi="Nirmala UI" w:cs="Nirmala UI"/>
-          <w:b w:val="0"/>
-          <w:bCs w:val="0"/>
-          <w:color w:val="FF0000"/>
-          <w:sz w:val="28"/>
-          <w:szCs w:val="28"/>
-        </w:rPr>
-        <w:lastRenderedPageBreak/>
-        <w:t>বাংলা</w:t>
-      </w:r>
-      <w:proofErr w:type="spellEnd"/>
-      <w:r>
-        <w:rPr>
-          <w:rStyle w:val="Strong"/>
-          <w:b w:val="0"/>
-          <w:bCs w:val="0"/>
-          <w:color w:val="FF0000"/>
-          <w:sz w:val="28"/>
-          <w:szCs w:val="28"/>
-        </w:rPr>
-        <w:t xml:space="preserve"> Version</w:t>
-      </w:r>
-    </w:p>
-    <w:p>
-      <w:pPr>
-        <w:pStyle w:val="NormalWeb"/>
-        <w:rPr>
-          <w:sz w:val="28"/>
-          <w:szCs w:val="28"/>
-        </w:rPr>
-      </w:pPr>
-      <w:r>
-        <w:rPr>
-          <w:rStyle w:val="Strong"/>
-          <w:sz w:val="28"/>
-          <w:szCs w:val="28"/>
-        </w:rPr>
-        <w:t>Extendible Hashing-</w:t>
-      </w:r>
-      <w:proofErr w:type="spellStart"/>
-      <w:r>
-        <w:rPr>
-          <w:rStyle w:val="Strong"/>
-          <w:rFonts w:ascii="Nirmala UI" w:hAnsi="Nirmala UI" w:cs="Nirmala UI"/>
-          <w:sz w:val="28"/>
-          <w:szCs w:val="28"/>
-        </w:rPr>
-        <w:t>এর</w:t>
-      </w:r>
-      <w:proofErr w:type="spellEnd"/>
-      <w:r>
-        <w:rPr>
-          <w:rStyle w:val="Strong"/>
-          <w:sz w:val="28"/>
-          <w:szCs w:val="28"/>
-        </w:rPr>
-        <w:t xml:space="preserve"> Basic Structure</w:t>
-      </w:r>
-      <w:r>
-        <w:rPr>
-          <w:sz w:val="28"/>
-          <w:szCs w:val="28"/>
-        </w:rPr>
-        <w:t xml:space="preserve"> </w:t>
-      </w:r>
-      <w:proofErr w:type="spellStart"/>
-      <w:r>
-        <w:rPr>
-          <w:rFonts w:ascii="Nirmala UI" w:hAnsi="Nirmala UI" w:cs="Nirmala UI"/>
-          <w:sz w:val="28"/>
-          <w:szCs w:val="28"/>
-        </w:rPr>
-        <w:t>নিম্নলিখিত</w:t>
-      </w:r>
-      <w:proofErr w:type="spellEnd"/>
-      <w:r>
-        <w:rPr>
-          <w:sz w:val="28"/>
-          <w:szCs w:val="28"/>
-        </w:rPr>
-        <w:t xml:space="preserve"> </w:t>
-      </w:r>
-      <w:proofErr w:type="spellStart"/>
-      <w:r>
-        <w:rPr>
-          <w:rFonts w:ascii="Nirmala UI" w:hAnsi="Nirmala UI" w:cs="Nirmala UI"/>
-          <w:sz w:val="28"/>
-          <w:szCs w:val="28"/>
-        </w:rPr>
-        <w:t>অংশগুলো</w:t>
-      </w:r>
-      <w:proofErr w:type="spellEnd"/>
-      <w:r>
-        <w:rPr>
-          <w:sz w:val="28"/>
-          <w:szCs w:val="28"/>
-        </w:rPr>
-        <w:t xml:space="preserve"> </w:t>
-      </w:r>
-      <w:proofErr w:type="spellStart"/>
-      <w:r>
-        <w:rPr>
-          <w:rFonts w:ascii="Nirmala UI" w:hAnsi="Nirmala UI" w:cs="Nirmala UI"/>
-          <w:sz w:val="28"/>
-          <w:szCs w:val="28"/>
-        </w:rPr>
-        <w:t>নিয়ে</w:t>
-      </w:r>
-      <w:proofErr w:type="spellEnd"/>
-      <w:r>
-        <w:rPr>
-          <w:sz w:val="28"/>
-          <w:szCs w:val="28"/>
-        </w:rPr>
-        <w:t xml:space="preserve"> </w:t>
-      </w:r>
-      <w:proofErr w:type="spellStart"/>
-      <w:r>
-        <w:rPr>
-          <w:rFonts w:ascii="Nirmala UI" w:hAnsi="Nirmala UI" w:cs="Nirmala UI"/>
-          <w:sz w:val="28"/>
-          <w:szCs w:val="28"/>
-        </w:rPr>
-        <w:t>গঠিত</w:t>
-      </w:r>
-      <w:proofErr w:type="spellEnd"/>
-      <w:r>
-        <w:rPr>
-          <w:sz w:val="28"/>
-          <w:szCs w:val="28"/>
-        </w:rPr>
-        <w:t>:</w:t>
-      </w:r>
-    </w:p>
-    <w:p>
-      <w:pPr>
-        <w:pStyle w:val="Heading3"/>
-        <w:rPr>
-          <w:sz w:val="28"/>
-          <w:szCs w:val="28"/>
-        </w:rPr>
-      </w:pPr>
-      <w:r>
-        <w:rPr>
-          <w:rStyle w:val="Strong"/>
-          <w:rFonts w:ascii="Nirmala UI" w:hAnsi="Nirmala UI" w:cs="Nirmala UI"/>
-          <w:b/>
-          <w:bCs/>
-          <w:sz w:val="28"/>
-          <w:szCs w:val="28"/>
-        </w:rPr>
-        <w:t>১</w:t>
-      </w:r>
-      <w:r>
-        <w:rPr>
-          <w:rStyle w:val="Strong"/>
-          <w:b/>
-          <w:bCs/>
-          <w:sz w:val="28"/>
-          <w:szCs w:val="28"/>
-        </w:rPr>
-        <w:t>. Directories (</w:t>
-      </w:r>
-      <w:proofErr w:type="spellStart"/>
-      <w:r>
-        <w:rPr>
-          <w:rStyle w:val="Strong"/>
-          <w:rFonts w:ascii="Nirmala UI" w:hAnsi="Nirmala UI" w:cs="Nirmala UI"/>
-          <w:b/>
-          <w:bCs/>
-          <w:sz w:val="28"/>
-          <w:szCs w:val="28"/>
-        </w:rPr>
-        <w:t>ডিরেক্টরি</w:t>
-      </w:r>
-      <w:proofErr w:type="spellEnd"/>
-      <w:r>
-        <w:rPr>
-          <w:rStyle w:val="Strong"/>
-          <w:b/>
-          <w:bCs/>
-          <w:sz w:val="28"/>
-          <w:szCs w:val="28"/>
-        </w:rPr>
-        <w:t>)</w:t>
-      </w:r>
-    </w:p>
-    <w:p>
-      <w:pPr>
-        <w:numPr>
-          <w:ilvl w:val="0"/>
-          <w:numId w:val="9"/>
-        </w:numPr>
-        <w:spacing w:before="100" w:beforeAutospacing="1" w:after="100" w:afterAutospacing="1" w:line="240" w:lineRule="auto"/>
-        <w:rPr>
-          <w:sz w:val="28"/>
-          <w:szCs w:val="28"/>
-        </w:rPr>
-      </w:pPr>
-      <w:r>
-        <w:rPr>
-          <w:sz w:val="28"/>
-          <w:szCs w:val="28"/>
-        </w:rPr>
-        <w:t xml:space="preserve">Directory </w:t>
-      </w:r>
-      <w:r>
-        <w:rPr>
-          <w:rStyle w:val="Strong"/>
-          <w:sz w:val="28"/>
-          <w:szCs w:val="28"/>
-        </w:rPr>
-        <w:t>Bucket-</w:t>
-      </w:r>
-      <w:proofErr w:type="spellStart"/>
-      <w:r>
-        <w:rPr>
-          <w:rStyle w:val="Strong"/>
-          <w:rFonts w:ascii="Nirmala UI" w:hAnsi="Nirmala UI" w:cs="Nirmala UI"/>
-          <w:sz w:val="28"/>
-          <w:szCs w:val="28"/>
-        </w:rPr>
-        <w:t>এর</w:t>
-      </w:r>
-      <w:proofErr w:type="spellEnd"/>
-      <w:r>
-        <w:rPr>
-          <w:rStyle w:val="Strong"/>
-          <w:sz w:val="28"/>
-          <w:szCs w:val="28"/>
-        </w:rPr>
-        <w:t xml:space="preserve"> Pointer </w:t>
-      </w:r>
-      <w:proofErr w:type="spellStart"/>
-      <w:r>
-        <w:rPr>
-          <w:rStyle w:val="Strong"/>
-          <w:rFonts w:ascii="Nirmala UI" w:hAnsi="Nirmala UI" w:cs="Nirmala UI"/>
-          <w:sz w:val="28"/>
-          <w:szCs w:val="28"/>
-        </w:rPr>
-        <w:t>সংরক্ষণ</w:t>
-      </w:r>
-      <w:proofErr w:type="spellEnd"/>
-      <w:r>
-        <w:rPr>
-          <w:rStyle w:val="Strong"/>
-          <w:sz w:val="28"/>
-          <w:szCs w:val="28"/>
-        </w:rPr>
-        <w:t xml:space="preserve"> </w:t>
-      </w:r>
-      <w:proofErr w:type="spellStart"/>
-      <w:r>
-        <w:rPr>
-          <w:rStyle w:val="Strong"/>
-          <w:rFonts w:ascii="Nirmala UI" w:hAnsi="Nirmala UI" w:cs="Nirmala UI"/>
-          <w:sz w:val="28"/>
-          <w:szCs w:val="28"/>
-        </w:rPr>
-        <w:t>করে</w:t>
-      </w:r>
-      <w:proofErr w:type="spellEnd"/>
-      <w:r>
-        <w:rPr>
-          <w:rStyle w:val="Strong"/>
-          <w:rFonts w:ascii="Nirmala UI" w:hAnsi="Nirmala UI" w:cs="Nirmala UI"/>
-          <w:sz w:val="28"/>
-          <w:szCs w:val="28"/>
-        </w:rPr>
-        <w:t>।</w:t>
-      </w:r>
-      <w:r>
-        <w:rPr>
-          <w:sz w:val="28"/>
-          <w:szCs w:val="28"/>
-        </w:rPr>
-        <w:t xml:space="preserve"> </w:t>
-      </w:r>
-    </w:p>
-    <w:p>
-      <w:pPr>
-        <w:numPr>
-          <w:ilvl w:val="0"/>
-          <w:numId w:val="9"/>
-        </w:numPr>
-        <w:spacing w:before="100" w:beforeAutospacing="1" w:after="100" w:afterAutospacing="1" w:line="240" w:lineRule="auto"/>
-        <w:rPr>
-          <w:sz w:val="28"/>
-          <w:szCs w:val="28"/>
-        </w:rPr>
-      </w:pPr>
-      <w:proofErr w:type="spellStart"/>
-      <w:r>
-        <w:rPr>
-          <w:rFonts w:ascii="Nirmala UI" w:hAnsi="Nirmala UI" w:cs="Nirmala UI"/>
-          <w:sz w:val="28"/>
-          <w:szCs w:val="28"/>
-        </w:rPr>
-        <w:t>প্রতিটি</w:t>
-      </w:r>
-      <w:proofErr w:type="spellEnd"/>
-      <w:r>
-        <w:rPr>
-          <w:sz w:val="28"/>
-          <w:szCs w:val="28"/>
-        </w:rPr>
-        <w:t xml:space="preserve"> Directory-</w:t>
-      </w:r>
-      <w:proofErr w:type="spellStart"/>
-      <w:r>
-        <w:rPr>
-          <w:rFonts w:ascii="Nirmala UI" w:hAnsi="Nirmala UI" w:cs="Nirmala UI"/>
-          <w:sz w:val="28"/>
-          <w:szCs w:val="28"/>
-        </w:rPr>
-        <w:t>এর</w:t>
-      </w:r>
-      <w:proofErr w:type="spellEnd"/>
-      <w:r>
-        <w:rPr>
-          <w:sz w:val="28"/>
-          <w:szCs w:val="28"/>
-        </w:rPr>
-        <w:t xml:space="preserve"> </w:t>
-      </w:r>
-      <w:proofErr w:type="spellStart"/>
-      <w:r>
-        <w:rPr>
-          <w:rFonts w:ascii="Nirmala UI" w:hAnsi="Nirmala UI" w:cs="Nirmala UI"/>
-          <w:sz w:val="28"/>
-          <w:szCs w:val="28"/>
-        </w:rPr>
-        <w:t>একটি</w:t>
-      </w:r>
-      <w:proofErr w:type="spellEnd"/>
-      <w:r>
-        <w:rPr>
-          <w:sz w:val="28"/>
-          <w:szCs w:val="28"/>
-        </w:rPr>
-        <w:t xml:space="preserve"> </w:t>
-      </w:r>
-      <w:r>
-        <w:rPr>
-          <w:rStyle w:val="Strong"/>
-          <w:sz w:val="28"/>
-          <w:szCs w:val="28"/>
-        </w:rPr>
-        <w:t>Unique Binary ID</w:t>
-      </w:r>
-      <w:r>
-        <w:rPr>
-          <w:sz w:val="28"/>
-          <w:szCs w:val="28"/>
-        </w:rPr>
-        <w:t xml:space="preserve"> </w:t>
-      </w:r>
-      <w:proofErr w:type="spellStart"/>
-      <w:r>
-        <w:rPr>
-          <w:rFonts w:ascii="Nirmala UI" w:hAnsi="Nirmala UI" w:cs="Nirmala UI"/>
-          <w:sz w:val="28"/>
-          <w:szCs w:val="28"/>
-        </w:rPr>
-        <w:t>থাকে</w:t>
-      </w:r>
-      <w:proofErr w:type="spellEnd"/>
-      <w:r>
-        <w:rPr>
-          <w:rFonts w:ascii="Nirmala UI" w:hAnsi="Nirmala UI" w:cs="Nirmala UI"/>
-          <w:sz w:val="28"/>
-          <w:szCs w:val="28"/>
-        </w:rPr>
-        <w:t>।</w:t>
-      </w:r>
-      <w:r>
-        <w:rPr>
-          <w:sz w:val="28"/>
-          <w:szCs w:val="28"/>
-        </w:rPr>
-        <w:t xml:space="preserve"> </w:t>
-      </w:r>
-    </w:p>
-    <w:p>
-      <w:pPr>
-        <w:numPr>
-          <w:ilvl w:val="0"/>
-          <w:numId w:val="9"/>
-        </w:numPr>
-        <w:spacing w:before="100" w:beforeAutospacing="1" w:after="100" w:afterAutospacing="1" w:line="240" w:lineRule="auto"/>
-        <w:rPr>
-          <w:sz w:val="28"/>
-          <w:szCs w:val="28"/>
-        </w:rPr>
-      </w:pPr>
-      <w:r>
-        <w:rPr>
-          <w:sz w:val="28"/>
-          <w:szCs w:val="28"/>
-        </w:rPr>
-        <w:t xml:space="preserve">Hash Function </w:t>
-      </w:r>
-      <w:proofErr w:type="spellStart"/>
-      <w:r>
-        <w:rPr>
-          <w:rFonts w:ascii="Nirmala UI" w:hAnsi="Nirmala UI" w:cs="Nirmala UI"/>
-          <w:sz w:val="28"/>
-          <w:szCs w:val="28"/>
-        </w:rPr>
-        <w:t>এই</w:t>
-      </w:r>
-      <w:proofErr w:type="spellEnd"/>
-      <w:r>
-        <w:rPr>
-          <w:sz w:val="28"/>
-          <w:szCs w:val="28"/>
-        </w:rPr>
-        <w:t xml:space="preserve"> Directory ID </w:t>
-      </w:r>
-      <w:proofErr w:type="spellStart"/>
-      <w:r>
-        <w:rPr>
-          <w:rFonts w:ascii="Nirmala UI" w:hAnsi="Nirmala UI" w:cs="Nirmala UI"/>
-          <w:sz w:val="28"/>
-          <w:szCs w:val="28"/>
-        </w:rPr>
-        <w:t>ব্যবহার</w:t>
-      </w:r>
-      <w:proofErr w:type="spellEnd"/>
-      <w:r>
-        <w:rPr>
-          <w:sz w:val="28"/>
-          <w:szCs w:val="28"/>
-        </w:rPr>
-        <w:t xml:space="preserve"> </w:t>
-      </w:r>
-      <w:proofErr w:type="spellStart"/>
-      <w:r>
-        <w:rPr>
-          <w:rFonts w:ascii="Nirmala UI" w:hAnsi="Nirmala UI" w:cs="Nirmala UI"/>
-          <w:sz w:val="28"/>
-          <w:szCs w:val="28"/>
-        </w:rPr>
-        <w:t>করে</w:t>
-      </w:r>
-      <w:proofErr w:type="spellEnd"/>
-      <w:r>
-        <w:rPr>
-          <w:sz w:val="28"/>
-          <w:szCs w:val="28"/>
-        </w:rPr>
-        <w:t xml:space="preserve"> </w:t>
-      </w:r>
-      <w:proofErr w:type="spellStart"/>
-      <w:r>
-        <w:rPr>
-          <w:rFonts w:ascii="Nirmala UI" w:hAnsi="Nirmala UI" w:cs="Nirmala UI"/>
-          <w:sz w:val="28"/>
-          <w:szCs w:val="28"/>
-        </w:rPr>
-        <w:t>সঠিক</w:t>
-      </w:r>
-      <w:proofErr w:type="spellEnd"/>
-      <w:r>
-        <w:rPr>
-          <w:sz w:val="28"/>
-          <w:szCs w:val="28"/>
-        </w:rPr>
-        <w:t xml:space="preserve"> Bucket </w:t>
-      </w:r>
-      <w:proofErr w:type="spellStart"/>
-      <w:r>
-        <w:rPr>
-          <w:rFonts w:ascii="Nirmala UI" w:hAnsi="Nirmala UI" w:cs="Nirmala UI"/>
-          <w:sz w:val="28"/>
-          <w:szCs w:val="28"/>
-        </w:rPr>
-        <w:t>নির্ধারণ</w:t>
-      </w:r>
-      <w:proofErr w:type="spellEnd"/>
-      <w:r>
-        <w:rPr>
-          <w:sz w:val="28"/>
-          <w:szCs w:val="28"/>
-        </w:rPr>
-        <w:t xml:space="preserve"> </w:t>
-      </w:r>
-      <w:proofErr w:type="spellStart"/>
-      <w:r>
-        <w:rPr>
-          <w:rFonts w:ascii="Nirmala UI" w:hAnsi="Nirmala UI" w:cs="Nirmala UI"/>
-          <w:sz w:val="28"/>
-          <w:szCs w:val="28"/>
-        </w:rPr>
-        <w:t>করে</w:t>
-      </w:r>
-      <w:proofErr w:type="spellEnd"/>
-      <w:r>
-        <w:rPr>
-          <w:rFonts w:ascii="Nirmala UI" w:hAnsi="Nirmala UI" w:cs="Nirmala UI"/>
-          <w:sz w:val="28"/>
-          <w:szCs w:val="28"/>
-        </w:rPr>
-        <w:t>।</w:t>
-      </w:r>
-      <w:r>
-        <w:rPr>
-          <w:sz w:val="28"/>
-          <w:szCs w:val="28"/>
-        </w:rPr>
-        <w:t xml:space="preserve"> </w:t>
-      </w:r>
-    </w:p>
-    <w:p>
-      <w:pPr>
-        <w:numPr>
-          <w:ilvl w:val="0"/>
-          <w:numId w:val="9"/>
-        </w:numPr>
-        <w:spacing w:before="100" w:beforeAutospacing="1" w:after="100" w:afterAutospacing="1" w:line="240" w:lineRule="auto"/>
-        <w:rPr>
-          <w:sz w:val="28"/>
-          <w:szCs w:val="28"/>
-        </w:rPr>
-      </w:pPr>
-      <w:r>
-        <w:rPr>
-          <w:sz w:val="28"/>
-          <w:szCs w:val="28"/>
-        </w:rPr>
-        <w:t xml:space="preserve">Directory Expansion </w:t>
-      </w:r>
-      <w:proofErr w:type="spellStart"/>
-      <w:r>
-        <w:rPr>
-          <w:rFonts w:ascii="Nirmala UI" w:hAnsi="Nirmala UI" w:cs="Nirmala UI"/>
-          <w:sz w:val="28"/>
-          <w:szCs w:val="28"/>
-        </w:rPr>
-        <w:t>হলে</w:t>
-      </w:r>
-      <w:proofErr w:type="spellEnd"/>
-      <w:r>
-        <w:rPr>
-          <w:sz w:val="28"/>
-          <w:szCs w:val="28"/>
-        </w:rPr>
-        <w:t xml:space="preserve"> Directory ID </w:t>
-      </w:r>
-      <w:proofErr w:type="spellStart"/>
-      <w:r>
-        <w:rPr>
-          <w:rFonts w:ascii="Nirmala UI" w:hAnsi="Nirmala UI" w:cs="Nirmala UI"/>
-          <w:sz w:val="28"/>
-          <w:szCs w:val="28"/>
-        </w:rPr>
-        <w:t>পরিবর্তিত</w:t>
-      </w:r>
-      <w:proofErr w:type="spellEnd"/>
-      <w:r>
-        <w:rPr>
-          <w:sz w:val="28"/>
-          <w:szCs w:val="28"/>
-        </w:rPr>
-        <w:t xml:space="preserve"> </w:t>
-      </w:r>
-      <w:proofErr w:type="spellStart"/>
-      <w:r>
-        <w:rPr>
-          <w:rFonts w:ascii="Nirmala UI" w:hAnsi="Nirmala UI" w:cs="Nirmala UI"/>
-          <w:sz w:val="28"/>
-          <w:szCs w:val="28"/>
-        </w:rPr>
-        <w:t>হতে</w:t>
-      </w:r>
-      <w:proofErr w:type="spellEnd"/>
-      <w:r>
-        <w:rPr>
-          <w:sz w:val="28"/>
-          <w:szCs w:val="28"/>
-        </w:rPr>
-        <w:t xml:space="preserve"> </w:t>
-      </w:r>
-      <w:proofErr w:type="spellStart"/>
-      <w:r>
-        <w:rPr>
-          <w:rFonts w:ascii="Nirmala UI" w:hAnsi="Nirmala UI" w:cs="Nirmala UI"/>
-          <w:sz w:val="28"/>
-          <w:szCs w:val="28"/>
-        </w:rPr>
-        <w:t>পারে</w:t>
-      </w:r>
-      <w:proofErr w:type="spellEnd"/>
-      <w:r>
-        <w:rPr>
-          <w:rFonts w:ascii="Nirmala UI" w:hAnsi="Nirmala UI" w:cs="Nirmala UI"/>
-          <w:sz w:val="28"/>
-          <w:szCs w:val="28"/>
-        </w:rPr>
-        <w:t>।</w:t>
-      </w:r>
-      <w:r>
-        <w:rPr>
-          <w:sz w:val="28"/>
-          <w:szCs w:val="28"/>
-        </w:rPr>
-        <w:t xml:space="preserve"> </w:t>
-      </w:r>
-    </w:p>
-    <w:p>
-      <w:pPr>
-        <w:numPr>
-          <w:ilvl w:val="0"/>
-          <w:numId w:val="9"/>
-        </w:numPr>
-        <w:spacing w:before="100" w:beforeAutospacing="1" w:after="100" w:afterAutospacing="1" w:line="240" w:lineRule="auto"/>
-        <w:rPr>
-          <w:sz w:val="28"/>
-          <w:szCs w:val="28"/>
-        </w:rPr>
-      </w:pPr>
-      <w:r>
-        <w:rPr>
-          <w:rStyle w:val="Strong"/>
-          <w:sz w:val="28"/>
-          <w:szCs w:val="28"/>
-        </w:rPr>
-        <w:t>Number of Directories = 2^Global Depth</w:t>
-      </w:r>
-      <w:r>
-        <w:rPr>
-          <w:sz w:val="28"/>
-          <w:szCs w:val="28"/>
-        </w:rPr>
-        <w:t xml:space="preserve"> </w:t>
-      </w:r>
-    </w:p>
-    <w:p>
-      <w:pPr>
-        <w:pStyle w:val="Heading3"/>
-        <w:rPr>
-          <w:sz w:val="28"/>
-          <w:szCs w:val="28"/>
-        </w:rPr>
-      </w:pPr>
-      <w:r>
-        <w:rPr>
-          <w:rStyle w:val="Strong"/>
-          <w:rFonts w:ascii="Nirmala UI" w:hAnsi="Nirmala UI" w:cs="Nirmala UI"/>
-          <w:b/>
-          <w:bCs/>
-          <w:sz w:val="28"/>
-          <w:szCs w:val="28"/>
-        </w:rPr>
-        <w:t>২</w:t>
-      </w:r>
-      <w:r>
-        <w:rPr>
-          <w:rStyle w:val="Strong"/>
-          <w:b/>
-          <w:bCs/>
-          <w:sz w:val="28"/>
-          <w:szCs w:val="28"/>
-        </w:rPr>
-        <w:t>. Buckets (</w:t>
-      </w:r>
-      <w:proofErr w:type="spellStart"/>
-      <w:r>
-        <w:rPr>
-          <w:rStyle w:val="Strong"/>
-          <w:rFonts w:ascii="Nirmala UI" w:hAnsi="Nirmala UI" w:cs="Nirmala UI"/>
-          <w:b/>
-          <w:bCs/>
-          <w:sz w:val="28"/>
-          <w:szCs w:val="28"/>
-        </w:rPr>
-        <w:t>বাকেট</w:t>
-      </w:r>
-      <w:proofErr w:type="spellEnd"/>
-      <w:r>
-        <w:rPr>
-          <w:rStyle w:val="Strong"/>
-          <w:b/>
-          <w:bCs/>
-          <w:sz w:val="28"/>
-          <w:szCs w:val="28"/>
-        </w:rPr>
-        <w:t>)</w:t>
-      </w:r>
-    </w:p>
-    <w:p>
-      <w:pPr>
-        <w:numPr>
-          <w:ilvl w:val="0"/>
-          <w:numId w:val="10"/>
-        </w:numPr>
-        <w:spacing w:before="100" w:beforeAutospacing="1" w:after="100" w:afterAutospacing="1" w:line="240" w:lineRule="auto"/>
-        <w:rPr>
-          <w:sz w:val="28"/>
-          <w:szCs w:val="28"/>
-        </w:rPr>
-      </w:pPr>
-      <w:r>
-        <w:rPr>
-          <w:sz w:val="28"/>
-          <w:szCs w:val="28"/>
-        </w:rPr>
-        <w:t>Bucket-</w:t>
-      </w:r>
-      <w:r>
-        <w:rPr>
-          <w:rFonts w:ascii="Nirmala UI" w:hAnsi="Nirmala UI" w:cs="Nirmala UI"/>
-          <w:sz w:val="28"/>
-          <w:szCs w:val="28"/>
-        </w:rPr>
-        <w:t>এ</w:t>
-      </w:r>
-      <w:r>
-        <w:rPr>
-          <w:sz w:val="28"/>
-          <w:szCs w:val="28"/>
-        </w:rPr>
-        <w:t xml:space="preserve"> </w:t>
-      </w:r>
-      <w:r>
-        <w:rPr>
-          <w:rStyle w:val="Strong"/>
-          <w:sz w:val="28"/>
-          <w:szCs w:val="28"/>
-        </w:rPr>
-        <w:t>Hashed Key (</w:t>
-      </w:r>
-      <w:proofErr w:type="spellStart"/>
-      <w:r>
-        <w:rPr>
-          <w:rStyle w:val="Strong"/>
-          <w:rFonts w:ascii="Nirmala UI" w:hAnsi="Nirmala UI" w:cs="Nirmala UI"/>
-          <w:sz w:val="28"/>
-          <w:szCs w:val="28"/>
-        </w:rPr>
-        <w:t>বা</w:t>
-      </w:r>
-      <w:proofErr w:type="spellEnd"/>
-      <w:r>
-        <w:rPr>
-          <w:rStyle w:val="Strong"/>
-          <w:sz w:val="28"/>
-          <w:szCs w:val="28"/>
-        </w:rPr>
-        <w:t xml:space="preserve"> Record)</w:t>
-      </w:r>
-      <w:r>
-        <w:rPr>
-          <w:sz w:val="28"/>
-          <w:szCs w:val="28"/>
-        </w:rPr>
-        <w:t xml:space="preserve"> </w:t>
-      </w:r>
-      <w:proofErr w:type="spellStart"/>
-      <w:r>
-        <w:rPr>
-          <w:rFonts w:ascii="Nirmala UI" w:hAnsi="Nirmala UI" w:cs="Nirmala UI"/>
-          <w:sz w:val="28"/>
-          <w:szCs w:val="28"/>
-        </w:rPr>
-        <w:t>সংরক্ষণ</w:t>
-      </w:r>
-      <w:proofErr w:type="spellEnd"/>
-      <w:r>
-        <w:rPr>
-          <w:sz w:val="28"/>
-          <w:szCs w:val="28"/>
-        </w:rPr>
-        <w:t xml:space="preserve"> </w:t>
-      </w:r>
-      <w:proofErr w:type="spellStart"/>
-      <w:r>
-        <w:rPr>
-          <w:rFonts w:ascii="Nirmala UI" w:hAnsi="Nirmala UI" w:cs="Nirmala UI"/>
-          <w:sz w:val="28"/>
-          <w:szCs w:val="28"/>
-        </w:rPr>
-        <w:t>করা</w:t>
-      </w:r>
-      <w:proofErr w:type="spellEnd"/>
-      <w:r>
-        <w:rPr>
-          <w:sz w:val="28"/>
-          <w:szCs w:val="28"/>
-        </w:rPr>
-        <w:t xml:space="preserve"> </w:t>
-      </w:r>
-      <w:proofErr w:type="spellStart"/>
-      <w:r>
-        <w:rPr>
-          <w:rFonts w:ascii="Nirmala UI" w:hAnsi="Nirmala UI" w:cs="Nirmala UI"/>
-          <w:sz w:val="28"/>
-          <w:szCs w:val="28"/>
-        </w:rPr>
-        <w:t>হয়</w:t>
-      </w:r>
-      <w:proofErr w:type="spellEnd"/>
-      <w:r>
-        <w:rPr>
-          <w:rFonts w:ascii="Nirmala UI" w:hAnsi="Nirmala UI" w:cs="Nirmala UI"/>
-          <w:sz w:val="28"/>
-          <w:szCs w:val="28"/>
-        </w:rPr>
-        <w:t>।</w:t>
-      </w:r>
-      <w:r>
-        <w:rPr>
-          <w:sz w:val="28"/>
-          <w:szCs w:val="28"/>
-        </w:rPr>
-        <w:t xml:space="preserve"> </w:t>
-      </w:r>
-    </w:p>
-    <w:p>
-      <w:pPr>
-        <w:numPr>
-          <w:ilvl w:val="0"/>
-          <w:numId w:val="10"/>
-        </w:numPr>
-        <w:spacing w:before="100" w:beforeAutospacing="1" w:after="100" w:afterAutospacing="1" w:line="240" w:lineRule="auto"/>
-        <w:rPr>
-          <w:sz w:val="28"/>
-          <w:szCs w:val="28"/>
-        </w:rPr>
-      </w:pPr>
-      <w:r>
-        <w:rPr>
-          <w:sz w:val="28"/>
-          <w:szCs w:val="28"/>
-        </w:rPr>
-        <w:t xml:space="preserve">Directory </w:t>
-      </w:r>
-      <w:proofErr w:type="spellStart"/>
-      <w:r>
-        <w:rPr>
-          <w:rFonts w:ascii="Nirmala UI" w:hAnsi="Nirmala UI" w:cs="Nirmala UI"/>
-          <w:sz w:val="28"/>
-          <w:szCs w:val="28"/>
-        </w:rPr>
-        <w:t>থেকে</w:t>
-      </w:r>
-      <w:proofErr w:type="spellEnd"/>
-      <w:r>
-        <w:rPr>
-          <w:sz w:val="28"/>
-          <w:szCs w:val="28"/>
-        </w:rPr>
-        <w:t xml:space="preserve"> Bucket-</w:t>
-      </w:r>
-      <w:r>
-        <w:rPr>
-          <w:rFonts w:ascii="Nirmala UI" w:hAnsi="Nirmala UI" w:cs="Nirmala UI"/>
-          <w:sz w:val="28"/>
-          <w:szCs w:val="28"/>
-        </w:rPr>
-        <w:t>এ</w:t>
-      </w:r>
-      <w:r>
-        <w:rPr>
-          <w:sz w:val="28"/>
-          <w:szCs w:val="28"/>
-        </w:rPr>
-        <w:t xml:space="preserve"> Pointer </w:t>
-      </w:r>
-      <w:proofErr w:type="spellStart"/>
-      <w:r>
-        <w:rPr>
-          <w:rFonts w:ascii="Nirmala UI" w:hAnsi="Nirmala UI" w:cs="Nirmala UI"/>
-          <w:sz w:val="28"/>
-          <w:szCs w:val="28"/>
-        </w:rPr>
-        <w:t>থাকে</w:t>
-      </w:r>
-      <w:proofErr w:type="spellEnd"/>
-      <w:r>
-        <w:rPr>
-          <w:rFonts w:ascii="Nirmala UI" w:hAnsi="Nirmala UI" w:cs="Nirmala UI"/>
-          <w:sz w:val="28"/>
-          <w:szCs w:val="28"/>
-        </w:rPr>
-        <w:t>।</w:t>
-      </w:r>
-      <w:r>
-        <w:rPr>
-          <w:sz w:val="28"/>
-          <w:szCs w:val="28"/>
-        </w:rPr>
-        <w:t xml:space="preserve"> </w:t>
-      </w:r>
-    </w:p>
-    <w:p>
-      <w:pPr>
-        <w:numPr>
-          <w:ilvl w:val="0"/>
-          <w:numId w:val="10"/>
-        </w:numPr>
-        <w:spacing w:before="100" w:beforeAutospacing="1" w:after="100" w:afterAutospacing="1" w:line="240" w:lineRule="auto"/>
-        <w:rPr>
-          <w:sz w:val="28"/>
-          <w:szCs w:val="28"/>
-        </w:rPr>
-      </w:pPr>
-      <w:proofErr w:type="spellStart"/>
-      <w:r>
-        <w:rPr>
-          <w:rFonts w:ascii="Nirmala UI" w:hAnsi="Nirmala UI" w:cs="Nirmala UI"/>
-          <w:sz w:val="28"/>
-          <w:szCs w:val="28"/>
-        </w:rPr>
-        <w:t>যদি</w:t>
-      </w:r>
-      <w:proofErr w:type="spellEnd"/>
-      <w:r>
-        <w:rPr>
-          <w:sz w:val="28"/>
-          <w:szCs w:val="28"/>
-        </w:rPr>
-        <w:t xml:space="preserve"> </w:t>
-      </w:r>
-      <w:r>
-        <w:rPr>
-          <w:rStyle w:val="Strong"/>
-          <w:sz w:val="28"/>
-          <w:szCs w:val="28"/>
-        </w:rPr>
-        <w:t>Local Depth &lt; Global Depth</w:t>
-      </w:r>
-      <w:r>
-        <w:rPr>
-          <w:sz w:val="28"/>
-          <w:szCs w:val="28"/>
-        </w:rPr>
-        <w:t xml:space="preserve"> </w:t>
-      </w:r>
-      <w:proofErr w:type="spellStart"/>
-      <w:r>
-        <w:rPr>
-          <w:rFonts w:ascii="Nirmala UI" w:hAnsi="Nirmala UI" w:cs="Nirmala UI"/>
-          <w:sz w:val="28"/>
-          <w:szCs w:val="28"/>
-        </w:rPr>
-        <w:t>হয়</w:t>
-      </w:r>
-      <w:proofErr w:type="spellEnd"/>
-      <w:r>
-        <w:rPr>
-          <w:sz w:val="28"/>
-          <w:szCs w:val="28"/>
-        </w:rPr>
-        <w:t xml:space="preserve">, </w:t>
-      </w:r>
-      <w:proofErr w:type="spellStart"/>
-      <w:r>
-        <w:rPr>
-          <w:rFonts w:ascii="Nirmala UI" w:hAnsi="Nirmala UI" w:cs="Nirmala UI"/>
-          <w:sz w:val="28"/>
-          <w:szCs w:val="28"/>
-        </w:rPr>
-        <w:t>তাহলে</w:t>
-      </w:r>
-      <w:proofErr w:type="spellEnd"/>
-      <w:r>
-        <w:rPr>
-          <w:sz w:val="28"/>
-          <w:szCs w:val="28"/>
-        </w:rPr>
-        <w:t xml:space="preserve"> </w:t>
-      </w:r>
-      <w:proofErr w:type="spellStart"/>
-      <w:r>
-        <w:rPr>
-          <w:rStyle w:val="Strong"/>
-          <w:rFonts w:ascii="Nirmala UI" w:hAnsi="Nirmala UI" w:cs="Nirmala UI"/>
-          <w:sz w:val="28"/>
-          <w:szCs w:val="28"/>
-        </w:rPr>
-        <w:t>একটি</w:t>
-      </w:r>
-      <w:proofErr w:type="spellEnd"/>
-      <w:r>
-        <w:rPr>
-          <w:rStyle w:val="Strong"/>
-          <w:sz w:val="28"/>
-          <w:szCs w:val="28"/>
-        </w:rPr>
-        <w:t xml:space="preserve"> Bucket-</w:t>
-      </w:r>
-      <w:proofErr w:type="spellStart"/>
-      <w:r>
-        <w:rPr>
-          <w:rStyle w:val="Strong"/>
-          <w:rFonts w:ascii="Nirmala UI" w:hAnsi="Nirmala UI" w:cs="Nirmala UI"/>
-          <w:sz w:val="28"/>
-          <w:szCs w:val="28"/>
-        </w:rPr>
-        <w:t>কে</w:t>
-      </w:r>
-      <w:proofErr w:type="spellEnd"/>
-      <w:r>
-        <w:rPr>
-          <w:rStyle w:val="Strong"/>
-          <w:sz w:val="28"/>
-          <w:szCs w:val="28"/>
-        </w:rPr>
-        <w:t xml:space="preserve"> </w:t>
-      </w:r>
-      <w:proofErr w:type="spellStart"/>
-      <w:r>
-        <w:rPr>
-          <w:rStyle w:val="Strong"/>
-          <w:rFonts w:ascii="Nirmala UI" w:hAnsi="Nirmala UI" w:cs="Nirmala UI"/>
-          <w:sz w:val="28"/>
-          <w:szCs w:val="28"/>
-        </w:rPr>
-        <w:t>একাধিক</w:t>
-      </w:r>
-      <w:proofErr w:type="spellEnd"/>
-      <w:r>
-        <w:rPr>
-          <w:rStyle w:val="Strong"/>
-          <w:sz w:val="28"/>
-          <w:szCs w:val="28"/>
-        </w:rPr>
-        <w:t xml:space="preserve"> Directory Point </w:t>
-      </w:r>
-      <w:proofErr w:type="spellStart"/>
-      <w:r>
-        <w:rPr>
-          <w:rStyle w:val="Strong"/>
-          <w:rFonts w:ascii="Nirmala UI" w:hAnsi="Nirmala UI" w:cs="Nirmala UI"/>
-          <w:sz w:val="28"/>
-          <w:szCs w:val="28"/>
-        </w:rPr>
-        <w:t>করতে</w:t>
-      </w:r>
-      <w:proofErr w:type="spellEnd"/>
-      <w:r>
-        <w:rPr>
-          <w:rStyle w:val="Strong"/>
-          <w:sz w:val="28"/>
-          <w:szCs w:val="28"/>
-        </w:rPr>
-        <w:t xml:space="preserve"> </w:t>
-      </w:r>
-      <w:proofErr w:type="spellStart"/>
-      <w:r>
-        <w:rPr>
-          <w:rStyle w:val="Strong"/>
-          <w:rFonts w:ascii="Nirmala UI" w:hAnsi="Nirmala UI" w:cs="Nirmala UI"/>
-          <w:sz w:val="28"/>
-          <w:szCs w:val="28"/>
-        </w:rPr>
-        <w:t>পারে</w:t>
-      </w:r>
-      <w:proofErr w:type="spellEnd"/>
-      <w:r>
-        <w:rPr>
-          <w:rStyle w:val="Strong"/>
-          <w:rFonts w:ascii="Nirmala UI" w:hAnsi="Nirmala UI" w:cs="Nirmala UI"/>
-          <w:sz w:val="28"/>
-          <w:szCs w:val="28"/>
-        </w:rPr>
-        <w:t>।</w:t>
-      </w:r>
-      <w:r>
-        <w:rPr>
-          <w:sz w:val="28"/>
-          <w:szCs w:val="28"/>
-        </w:rPr>
-        <w:t xml:space="preserve"> </w:t>
-      </w:r>
-    </w:p>
-    <w:p>
-      <w:pPr>
-        <w:pStyle w:val="Heading3"/>
-        <w:rPr>
-          <w:sz w:val="28"/>
-          <w:szCs w:val="28"/>
-        </w:rPr>
-      </w:pPr>
-      <w:r>
-        <w:rPr>
-          <w:rStyle w:val="Strong"/>
-          <w:rFonts w:ascii="Nirmala UI" w:hAnsi="Nirmala UI" w:cs="Nirmala UI"/>
-          <w:b/>
-          <w:bCs/>
-          <w:sz w:val="28"/>
-          <w:szCs w:val="28"/>
-        </w:rPr>
-        <w:t>৩</w:t>
-      </w:r>
-      <w:r>
-        <w:rPr>
-          <w:rStyle w:val="Strong"/>
-          <w:b/>
-          <w:bCs/>
-          <w:sz w:val="28"/>
-          <w:szCs w:val="28"/>
-        </w:rPr>
-        <w:t>. Global Depth (</w:t>
-      </w:r>
-      <w:proofErr w:type="spellStart"/>
-      <w:r>
-        <w:rPr>
-          <w:rStyle w:val="Strong"/>
-          <w:rFonts w:ascii="Nirmala UI" w:hAnsi="Nirmala UI" w:cs="Nirmala UI"/>
-          <w:b/>
-          <w:bCs/>
-          <w:sz w:val="28"/>
-          <w:szCs w:val="28"/>
-        </w:rPr>
-        <w:t>গ্লোবাল</w:t>
-      </w:r>
-      <w:proofErr w:type="spellEnd"/>
-      <w:r>
-        <w:rPr>
-          <w:rStyle w:val="Strong"/>
-          <w:b/>
-          <w:bCs/>
-          <w:sz w:val="28"/>
-          <w:szCs w:val="28"/>
-        </w:rPr>
-        <w:t xml:space="preserve"> </w:t>
-      </w:r>
-      <w:proofErr w:type="spellStart"/>
-      <w:r>
-        <w:rPr>
-          <w:rStyle w:val="Strong"/>
-          <w:rFonts w:ascii="Nirmala UI" w:hAnsi="Nirmala UI" w:cs="Nirmala UI"/>
-          <w:b/>
-          <w:bCs/>
-          <w:sz w:val="28"/>
-          <w:szCs w:val="28"/>
-        </w:rPr>
-        <w:t>ডেপথ</w:t>
-      </w:r>
-      <w:proofErr w:type="spellEnd"/>
-      <w:r>
-        <w:rPr>
-          <w:rStyle w:val="Strong"/>
-          <w:b/>
-          <w:bCs/>
-          <w:sz w:val="28"/>
-          <w:szCs w:val="28"/>
-        </w:rPr>
-        <w:t>)</w:t>
-      </w:r>
-    </w:p>
-    <w:p>
-      <w:pPr>
-        <w:numPr>
-          <w:ilvl w:val="0"/>
-          <w:numId w:val="11"/>
-        </w:numPr>
-        <w:spacing w:before="100" w:beforeAutospacing="1" w:after="100" w:afterAutospacing="1" w:line="240" w:lineRule="auto"/>
-        <w:rPr>
-          <w:sz w:val="28"/>
-          <w:szCs w:val="28"/>
-        </w:rPr>
-      </w:pPr>
-      <w:r>
-        <w:rPr>
-          <w:sz w:val="28"/>
-          <w:szCs w:val="28"/>
-        </w:rPr>
-        <w:t xml:space="preserve">Global Depth </w:t>
-      </w:r>
-      <w:r>
-        <w:rPr>
-          <w:rStyle w:val="Strong"/>
-          <w:sz w:val="28"/>
-          <w:szCs w:val="28"/>
-        </w:rPr>
-        <w:t>Directory-</w:t>
-      </w:r>
-      <w:proofErr w:type="spellStart"/>
-      <w:r>
-        <w:rPr>
-          <w:rStyle w:val="Strong"/>
-          <w:rFonts w:ascii="Nirmala UI" w:hAnsi="Nirmala UI" w:cs="Nirmala UI"/>
-          <w:sz w:val="28"/>
-          <w:szCs w:val="28"/>
-        </w:rPr>
-        <w:t>এর</w:t>
-      </w:r>
-      <w:proofErr w:type="spellEnd"/>
-      <w:r>
-        <w:rPr>
-          <w:rStyle w:val="Strong"/>
-          <w:sz w:val="28"/>
-          <w:szCs w:val="28"/>
-        </w:rPr>
-        <w:t xml:space="preserve"> </w:t>
-      </w:r>
-      <w:proofErr w:type="spellStart"/>
-      <w:r>
-        <w:rPr>
-          <w:rStyle w:val="Strong"/>
-          <w:rFonts w:ascii="Nirmala UI" w:hAnsi="Nirmala UI" w:cs="Nirmala UI"/>
-          <w:sz w:val="28"/>
-          <w:szCs w:val="28"/>
-        </w:rPr>
-        <w:t>সাথে</w:t>
-      </w:r>
-      <w:proofErr w:type="spellEnd"/>
-      <w:r>
-        <w:rPr>
-          <w:rStyle w:val="Strong"/>
-          <w:sz w:val="28"/>
-          <w:szCs w:val="28"/>
-        </w:rPr>
-        <w:t xml:space="preserve"> </w:t>
-      </w:r>
-      <w:proofErr w:type="spellStart"/>
-      <w:r>
-        <w:rPr>
-          <w:rStyle w:val="Strong"/>
-          <w:rFonts w:ascii="Nirmala UI" w:hAnsi="Nirmala UI" w:cs="Nirmala UI"/>
-          <w:sz w:val="28"/>
-          <w:szCs w:val="28"/>
-        </w:rPr>
-        <w:t>সম্পর্কিত</w:t>
-      </w:r>
-      <w:proofErr w:type="spellEnd"/>
-      <w:r>
-        <w:rPr>
-          <w:rStyle w:val="Strong"/>
-          <w:rFonts w:ascii="Nirmala UI" w:hAnsi="Nirmala UI" w:cs="Nirmala UI"/>
-          <w:sz w:val="28"/>
-          <w:szCs w:val="28"/>
-        </w:rPr>
-        <w:t>।</w:t>
-      </w:r>
-      <w:r>
-        <w:rPr>
-          <w:sz w:val="28"/>
-          <w:szCs w:val="28"/>
-        </w:rPr>
-        <w:t xml:space="preserve"> </w:t>
-      </w:r>
-    </w:p>
-    <w:p>
-      <w:pPr>
-        <w:numPr>
-          <w:ilvl w:val="0"/>
-          <w:numId w:val="11"/>
-        </w:numPr>
-        <w:spacing w:before="100" w:beforeAutospacing="1" w:after="100" w:afterAutospacing="1" w:line="240" w:lineRule="auto"/>
-        <w:rPr>
-          <w:sz w:val="28"/>
-          <w:szCs w:val="28"/>
-        </w:rPr>
-      </w:pPr>
-      <w:proofErr w:type="spellStart"/>
-      <w:r>
-        <w:rPr>
-          <w:rFonts w:ascii="Nirmala UI" w:hAnsi="Nirmala UI" w:cs="Nirmala UI"/>
-          <w:sz w:val="28"/>
-          <w:szCs w:val="28"/>
-        </w:rPr>
-        <w:t>এটি</w:t>
-      </w:r>
-      <w:proofErr w:type="spellEnd"/>
-      <w:r>
-        <w:rPr>
-          <w:sz w:val="28"/>
-          <w:szCs w:val="28"/>
-        </w:rPr>
-        <w:t xml:space="preserve"> Hash Function </w:t>
-      </w:r>
-      <w:proofErr w:type="spellStart"/>
-      <w:r>
-        <w:rPr>
-          <w:rFonts w:ascii="Nirmala UI" w:hAnsi="Nirmala UI" w:cs="Nirmala UI"/>
-          <w:sz w:val="28"/>
-          <w:szCs w:val="28"/>
-        </w:rPr>
-        <w:t>কতটি</w:t>
-      </w:r>
-      <w:proofErr w:type="spellEnd"/>
-      <w:r>
-        <w:rPr>
-          <w:sz w:val="28"/>
-          <w:szCs w:val="28"/>
-        </w:rPr>
-        <w:t xml:space="preserve"> </w:t>
-      </w:r>
-      <w:r>
-        <w:rPr>
-          <w:rStyle w:val="Strong"/>
-          <w:sz w:val="28"/>
-          <w:szCs w:val="28"/>
-        </w:rPr>
-        <w:t xml:space="preserve">Bit </w:t>
-      </w:r>
-      <w:proofErr w:type="spellStart"/>
-      <w:r>
-        <w:rPr>
-          <w:rStyle w:val="Strong"/>
-          <w:rFonts w:ascii="Nirmala UI" w:hAnsi="Nirmala UI" w:cs="Nirmala UI"/>
-          <w:sz w:val="28"/>
-          <w:szCs w:val="28"/>
-        </w:rPr>
-        <w:t>ব্যবহার</w:t>
-      </w:r>
-      <w:proofErr w:type="spellEnd"/>
-      <w:r>
-        <w:rPr>
-          <w:rStyle w:val="Strong"/>
-          <w:sz w:val="28"/>
-          <w:szCs w:val="28"/>
-        </w:rPr>
-        <w:t xml:space="preserve"> </w:t>
-      </w:r>
-      <w:proofErr w:type="spellStart"/>
-      <w:r>
-        <w:rPr>
-          <w:rStyle w:val="Strong"/>
-          <w:rFonts w:ascii="Nirmala UI" w:hAnsi="Nirmala UI" w:cs="Nirmala UI"/>
-          <w:sz w:val="28"/>
-          <w:szCs w:val="28"/>
-        </w:rPr>
-        <w:t>করে</w:t>
-      </w:r>
-      <w:proofErr w:type="spellEnd"/>
-      <w:r>
-        <w:rPr>
-          <w:rStyle w:val="Strong"/>
-          <w:sz w:val="28"/>
-          <w:szCs w:val="28"/>
-        </w:rPr>
-        <w:t xml:space="preserve"> Directory </w:t>
-      </w:r>
-      <w:proofErr w:type="spellStart"/>
-      <w:r>
-        <w:rPr>
-          <w:rStyle w:val="Strong"/>
-          <w:rFonts w:ascii="Nirmala UI" w:hAnsi="Nirmala UI" w:cs="Nirmala UI"/>
-          <w:sz w:val="28"/>
-          <w:szCs w:val="28"/>
-        </w:rPr>
-        <w:t>নির্বাচন</w:t>
-      </w:r>
-      <w:proofErr w:type="spellEnd"/>
-      <w:r>
-        <w:rPr>
-          <w:rStyle w:val="Strong"/>
-          <w:sz w:val="28"/>
-          <w:szCs w:val="28"/>
-        </w:rPr>
-        <w:t xml:space="preserve"> </w:t>
-      </w:r>
-      <w:proofErr w:type="spellStart"/>
-      <w:r>
-        <w:rPr>
-          <w:rStyle w:val="Strong"/>
-          <w:rFonts w:ascii="Nirmala UI" w:hAnsi="Nirmala UI" w:cs="Nirmala UI"/>
-          <w:sz w:val="28"/>
-          <w:szCs w:val="28"/>
-        </w:rPr>
-        <w:t>করবে</w:t>
-      </w:r>
-      <w:proofErr w:type="spellEnd"/>
-      <w:r>
-        <w:rPr>
-          <w:sz w:val="28"/>
-          <w:szCs w:val="28"/>
-        </w:rPr>
-        <w:t xml:space="preserve">, </w:t>
-      </w:r>
-      <w:proofErr w:type="spellStart"/>
-      <w:r>
-        <w:rPr>
-          <w:rFonts w:ascii="Nirmala UI" w:hAnsi="Nirmala UI" w:cs="Nirmala UI"/>
-          <w:sz w:val="28"/>
-          <w:szCs w:val="28"/>
-        </w:rPr>
-        <w:t>তা</w:t>
-      </w:r>
-      <w:proofErr w:type="spellEnd"/>
-      <w:r>
-        <w:rPr>
-          <w:sz w:val="28"/>
-          <w:szCs w:val="28"/>
-        </w:rPr>
-        <w:t xml:space="preserve"> </w:t>
-      </w:r>
-      <w:proofErr w:type="spellStart"/>
-      <w:r>
-        <w:rPr>
-          <w:rFonts w:ascii="Nirmala UI" w:hAnsi="Nirmala UI" w:cs="Nirmala UI"/>
-          <w:sz w:val="28"/>
-          <w:szCs w:val="28"/>
-        </w:rPr>
-        <w:t>নির্দেশ</w:t>
-      </w:r>
-      <w:proofErr w:type="spellEnd"/>
-      <w:r>
-        <w:rPr>
-          <w:sz w:val="28"/>
-          <w:szCs w:val="28"/>
-        </w:rPr>
-        <w:t xml:space="preserve"> </w:t>
-      </w:r>
-      <w:proofErr w:type="spellStart"/>
-      <w:r>
-        <w:rPr>
-          <w:rFonts w:ascii="Nirmala UI" w:hAnsi="Nirmala UI" w:cs="Nirmala UI"/>
-          <w:sz w:val="28"/>
-          <w:szCs w:val="28"/>
-        </w:rPr>
-        <w:t>করে</w:t>
-      </w:r>
-      <w:proofErr w:type="spellEnd"/>
-      <w:r>
-        <w:rPr>
-          <w:rFonts w:ascii="Nirmala UI" w:hAnsi="Nirmala UI" w:cs="Nirmala UI"/>
-          <w:sz w:val="28"/>
-          <w:szCs w:val="28"/>
-        </w:rPr>
-        <w:t>।</w:t>
-      </w:r>
-      <w:r>
-        <w:rPr>
-          <w:sz w:val="28"/>
-          <w:szCs w:val="28"/>
-        </w:rPr>
-        <w:t xml:space="preserve"> </w:t>
-      </w:r>
-    </w:p>
-    <w:p>
-      <w:pPr>
-        <w:numPr>
-          <w:ilvl w:val="0"/>
-          <w:numId w:val="11"/>
-        </w:numPr>
-        <w:spacing w:before="100" w:beforeAutospacing="1" w:after="100" w:afterAutospacing="1" w:line="240" w:lineRule="auto"/>
-        <w:rPr>
-          <w:sz w:val="28"/>
-          <w:szCs w:val="28"/>
-        </w:rPr>
-      </w:pPr>
-      <w:r>
-        <w:rPr>
-          <w:rStyle w:val="Strong"/>
-          <w:sz w:val="28"/>
-          <w:szCs w:val="28"/>
-        </w:rPr>
-        <w:t>Global Depth = Directory ID-</w:t>
-      </w:r>
-      <w:proofErr w:type="spellStart"/>
-      <w:r>
-        <w:rPr>
-          <w:rStyle w:val="Strong"/>
-          <w:rFonts w:ascii="Nirmala UI" w:hAnsi="Nirmala UI" w:cs="Nirmala UI"/>
-          <w:sz w:val="28"/>
-          <w:szCs w:val="28"/>
-        </w:rPr>
-        <w:t>এর</w:t>
-      </w:r>
-      <w:proofErr w:type="spellEnd"/>
-      <w:r>
-        <w:rPr>
-          <w:rStyle w:val="Strong"/>
-          <w:sz w:val="28"/>
-          <w:szCs w:val="28"/>
-        </w:rPr>
-        <w:t xml:space="preserve"> Bit </w:t>
-      </w:r>
-      <w:proofErr w:type="spellStart"/>
-      <w:r>
-        <w:rPr>
-          <w:rStyle w:val="Strong"/>
-          <w:rFonts w:ascii="Nirmala UI" w:hAnsi="Nirmala UI" w:cs="Nirmala UI"/>
-          <w:sz w:val="28"/>
-          <w:szCs w:val="28"/>
-        </w:rPr>
-        <w:t>সংখ্যা</w:t>
-      </w:r>
-      <w:proofErr w:type="spellEnd"/>
-      <w:r>
-        <w:rPr>
-          <w:rStyle w:val="Strong"/>
-          <w:rFonts w:ascii="Nirmala UI" w:hAnsi="Nirmala UI" w:cs="Nirmala UI"/>
-          <w:sz w:val="28"/>
-          <w:szCs w:val="28"/>
-        </w:rPr>
-        <w:t>।</w:t>
-      </w:r>
-      <w:r>
-        <w:rPr>
-          <w:sz w:val="28"/>
-          <w:szCs w:val="28"/>
-        </w:rPr>
-        <w:t xml:space="preserve"> </w:t>
-      </w:r>
-    </w:p>
-    <w:p>
-      <w:pPr>
-        <w:pStyle w:val="Heading3"/>
-        <w:rPr>
-          <w:sz w:val="28"/>
-          <w:szCs w:val="28"/>
-        </w:rPr>
-      </w:pPr>
-      <w:r>
-        <w:rPr>
-          <w:rStyle w:val="Strong"/>
-          <w:rFonts w:ascii="Nirmala UI" w:hAnsi="Nirmala UI" w:cs="Nirmala UI"/>
-          <w:b/>
-          <w:bCs/>
-          <w:sz w:val="28"/>
-          <w:szCs w:val="28"/>
-        </w:rPr>
-        <w:t>৪</w:t>
-      </w:r>
-      <w:r>
-        <w:rPr>
-          <w:rStyle w:val="Strong"/>
-          <w:b/>
-          <w:bCs/>
-          <w:sz w:val="28"/>
-          <w:szCs w:val="28"/>
-        </w:rPr>
-        <w:t>. Local Depth (</w:t>
-      </w:r>
-      <w:proofErr w:type="spellStart"/>
-      <w:r>
-        <w:rPr>
-          <w:rStyle w:val="Strong"/>
-          <w:rFonts w:ascii="Nirmala UI" w:hAnsi="Nirmala UI" w:cs="Nirmala UI"/>
-          <w:b/>
-          <w:bCs/>
-          <w:sz w:val="28"/>
-          <w:szCs w:val="28"/>
-        </w:rPr>
-        <w:t>লোকাল</w:t>
-      </w:r>
-      <w:proofErr w:type="spellEnd"/>
-      <w:r>
-        <w:rPr>
-          <w:rStyle w:val="Strong"/>
-          <w:b/>
-          <w:bCs/>
-          <w:sz w:val="28"/>
-          <w:szCs w:val="28"/>
-        </w:rPr>
-        <w:t xml:space="preserve"> </w:t>
-      </w:r>
-      <w:proofErr w:type="spellStart"/>
-      <w:r>
-        <w:rPr>
-          <w:rStyle w:val="Strong"/>
-          <w:rFonts w:ascii="Nirmala UI" w:hAnsi="Nirmala UI" w:cs="Nirmala UI"/>
-          <w:b/>
-          <w:bCs/>
-          <w:sz w:val="28"/>
-          <w:szCs w:val="28"/>
-        </w:rPr>
-        <w:t>ডেপথ</w:t>
-      </w:r>
-      <w:proofErr w:type="spellEnd"/>
-      <w:r>
-        <w:rPr>
-          <w:rStyle w:val="Strong"/>
-          <w:b/>
-          <w:bCs/>
-          <w:sz w:val="28"/>
-          <w:szCs w:val="28"/>
-        </w:rPr>
-        <w:t>)</w:t>
-      </w:r>
-    </w:p>
-    <w:p>
-      <w:pPr>
-        <w:numPr>
-          <w:ilvl w:val="0"/>
-          <w:numId w:val="12"/>
-        </w:numPr>
-        <w:spacing w:before="100" w:beforeAutospacing="1" w:after="100" w:afterAutospacing="1" w:line="240" w:lineRule="auto"/>
-        <w:rPr>
-          <w:sz w:val="28"/>
-          <w:szCs w:val="28"/>
-        </w:rPr>
-      </w:pPr>
-      <w:r>
-        <w:rPr>
-          <w:sz w:val="28"/>
-          <w:szCs w:val="28"/>
-        </w:rPr>
-        <w:t xml:space="preserve">Local Depth </w:t>
-      </w:r>
-      <w:r>
-        <w:rPr>
-          <w:rStyle w:val="Strong"/>
-          <w:sz w:val="28"/>
-          <w:szCs w:val="28"/>
-        </w:rPr>
-        <w:t>Bucket-</w:t>
-      </w:r>
-      <w:proofErr w:type="spellStart"/>
-      <w:r>
-        <w:rPr>
-          <w:rStyle w:val="Strong"/>
-          <w:rFonts w:ascii="Nirmala UI" w:hAnsi="Nirmala UI" w:cs="Nirmala UI"/>
-          <w:sz w:val="28"/>
-          <w:szCs w:val="28"/>
-        </w:rPr>
-        <w:t>এর</w:t>
-      </w:r>
-      <w:proofErr w:type="spellEnd"/>
-      <w:r>
-        <w:rPr>
-          <w:rStyle w:val="Strong"/>
-          <w:sz w:val="28"/>
-          <w:szCs w:val="28"/>
-        </w:rPr>
-        <w:t xml:space="preserve"> </w:t>
-      </w:r>
-      <w:proofErr w:type="spellStart"/>
-      <w:r>
-        <w:rPr>
-          <w:rStyle w:val="Strong"/>
-          <w:rFonts w:ascii="Nirmala UI" w:hAnsi="Nirmala UI" w:cs="Nirmala UI"/>
-          <w:sz w:val="28"/>
-          <w:szCs w:val="28"/>
-        </w:rPr>
-        <w:t>সাথে</w:t>
-      </w:r>
-      <w:proofErr w:type="spellEnd"/>
-      <w:r>
-        <w:rPr>
-          <w:rStyle w:val="Strong"/>
-          <w:sz w:val="28"/>
-          <w:szCs w:val="28"/>
-        </w:rPr>
-        <w:t xml:space="preserve"> </w:t>
-      </w:r>
-      <w:proofErr w:type="spellStart"/>
-      <w:r>
-        <w:rPr>
-          <w:rStyle w:val="Strong"/>
-          <w:rFonts w:ascii="Nirmala UI" w:hAnsi="Nirmala UI" w:cs="Nirmala UI"/>
-          <w:sz w:val="28"/>
-          <w:szCs w:val="28"/>
-        </w:rPr>
-        <w:t>সম্পর্কিত</w:t>
-      </w:r>
-      <w:proofErr w:type="spellEnd"/>
-      <w:r>
-        <w:rPr>
-          <w:rStyle w:val="Strong"/>
-          <w:rFonts w:ascii="Nirmala UI" w:hAnsi="Nirmala UI" w:cs="Nirmala UI"/>
-          <w:sz w:val="28"/>
-          <w:szCs w:val="28"/>
-        </w:rPr>
-        <w:t>।</w:t>
-      </w:r>
-      <w:r>
-        <w:rPr>
-          <w:sz w:val="28"/>
-          <w:szCs w:val="28"/>
-        </w:rPr>
-        <w:t xml:space="preserve"> </w:t>
-      </w:r>
-    </w:p>
-    <w:p>
-      <w:pPr>
-        <w:numPr>
-          <w:ilvl w:val="0"/>
-          <w:numId w:val="12"/>
-        </w:numPr>
-        <w:spacing w:before="100" w:beforeAutospacing="1" w:after="100" w:afterAutospacing="1" w:line="240" w:lineRule="auto"/>
-        <w:rPr>
-          <w:sz w:val="28"/>
-          <w:szCs w:val="28"/>
-        </w:rPr>
-      </w:pPr>
-      <w:proofErr w:type="spellStart"/>
-      <w:r>
-        <w:rPr>
-          <w:rFonts w:ascii="Nirmala UI" w:hAnsi="Nirmala UI" w:cs="Nirmala UI"/>
-          <w:sz w:val="28"/>
-          <w:szCs w:val="28"/>
-        </w:rPr>
-        <w:t>এটি</w:t>
-      </w:r>
-      <w:proofErr w:type="spellEnd"/>
-      <w:r>
-        <w:rPr>
-          <w:sz w:val="28"/>
-          <w:szCs w:val="28"/>
-        </w:rPr>
-        <w:t xml:space="preserve"> Bucket-</w:t>
-      </w:r>
-      <w:proofErr w:type="spellStart"/>
-      <w:r>
-        <w:rPr>
-          <w:rFonts w:ascii="Nirmala UI" w:hAnsi="Nirmala UI" w:cs="Nirmala UI"/>
-          <w:sz w:val="28"/>
-          <w:szCs w:val="28"/>
-        </w:rPr>
-        <w:t>এর</w:t>
-      </w:r>
-      <w:proofErr w:type="spellEnd"/>
-      <w:r>
-        <w:rPr>
-          <w:sz w:val="28"/>
-          <w:szCs w:val="28"/>
-        </w:rPr>
-        <w:t xml:space="preserve"> Bit </w:t>
-      </w:r>
-      <w:proofErr w:type="spellStart"/>
-      <w:r>
-        <w:rPr>
-          <w:rFonts w:ascii="Nirmala UI" w:hAnsi="Nirmala UI" w:cs="Nirmala UI"/>
-          <w:sz w:val="28"/>
-          <w:szCs w:val="28"/>
-        </w:rPr>
-        <w:t>সংখ্যা</w:t>
-      </w:r>
-      <w:proofErr w:type="spellEnd"/>
-      <w:r>
-        <w:rPr>
-          <w:sz w:val="28"/>
-          <w:szCs w:val="28"/>
-        </w:rPr>
-        <w:t xml:space="preserve"> </w:t>
-      </w:r>
-      <w:proofErr w:type="spellStart"/>
-      <w:r>
-        <w:rPr>
-          <w:rFonts w:ascii="Nirmala UI" w:hAnsi="Nirmala UI" w:cs="Nirmala UI"/>
-          <w:sz w:val="28"/>
-          <w:szCs w:val="28"/>
-        </w:rPr>
-        <w:t>নির্দেশ</w:t>
-      </w:r>
-      <w:proofErr w:type="spellEnd"/>
-      <w:r>
-        <w:rPr>
-          <w:sz w:val="28"/>
-          <w:szCs w:val="28"/>
-        </w:rPr>
-        <w:t xml:space="preserve"> </w:t>
-      </w:r>
-      <w:proofErr w:type="spellStart"/>
-      <w:r>
-        <w:rPr>
-          <w:rFonts w:ascii="Nirmala UI" w:hAnsi="Nirmala UI" w:cs="Nirmala UI"/>
-          <w:sz w:val="28"/>
-          <w:szCs w:val="28"/>
-        </w:rPr>
-        <w:t>করে</w:t>
-      </w:r>
-      <w:proofErr w:type="spellEnd"/>
-      <w:r>
-        <w:rPr>
-          <w:rFonts w:ascii="Nirmala UI" w:hAnsi="Nirmala UI" w:cs="Nirmala UI"/>
-          <w:sz w:val="28"/>
-          <w:szCs w:val="28"/>
-        </w:rPr>
-        <w:t>।</w:t>
-      </w:r>
-      <w:r>
-        <w:rPr>
-          <w:sz w:val="28"/>
-          <w:szCs w:val="28"/>
-        </w:rPr>
-        <w:t xml:space="preserve"> </w:t>
-      </w:r>
-    </w:p>
-    <w:p>
-      <w:pPr>
-        <w:numPr>
-          <w:ilvl w:val="0"/>
-          <w:numId w:val="12"/>
-        </w:numPr>
-        <w:spacing w:before="100" w:beforeAutospacing="1" w:after="100" w:afterAutospacing="1" w:line="240" w:lineRule="auto"/>
-        <w:rPr>
-          <w:sz w:val="28"/>
-          <w:szCs w:val="28"/>
-        </w:rPr>
-      </w:pPr>
-      <w:r>
-        <w:rPr>
-          <w:sz w:val="28"/>
-          <w:szCs w:val="28"/>
-        </w:rPr>
-        <w:t xml:space="preserve">Bucket Overflow </w:t>
-      </w:r>
-      <w:proofErr w:type="spellStart"/>
-      <w:r>
-        <w:rPr>
-          <w:rFonts w:ascii="Nirmala UI" w:hAnsi="Nirmala UI" w:cs="Nirmala UI"/>
-          <w:sz w:val="28"/>
-          <w:szCs w:val="28"/>
-        </w:rPr>
-        <w:t>হলে</w:t>
-      </w:r>
-      <w:proofErr w:type="spellEnd"/>
-      <w:r>
-        <w:rPr>
-          <w:sz w:val="28"/>
-          <w:szCs w:val="28"/>
-        </w:rPr>
-        <w:t xml:space="preserve"> </w:t>
-      </w:r>
-      <w:proofErr w:type="spellStart"/>
-      <w:r>
-        <w:rPr>
-          <w:rFonts w:ascii="Nirmala UI" w:hAnsi="Nirmala UI" w:cs="Nirmala UI"/>
-          <w:sz w:val="28"/>
-          <w:szCs w:val="28"/>
-        </w:rPr>
-        <w:t>কী</w:t>
-      </w:r>
-      <w:proofErr w:type="spellEnd"/>
-      <w:r>
-        <w:rPr>
-          <w:sz w:val="28"/>
-          <w:szCs w:val="28"/>
-        </w:rPr>
-        <w:t xml:space="preserve"> </w:t>
-      </w:r>
-      <w:proofErr w:type="spellStart"/>
-      <w:r>
-        <w:rPr>
-          <w:rFonts w:ascii="Nirmala UI" w:hAnsi="Nirmala UI" w:cs="Nirmala UI"/>
-          <w:sz w:val="28"/>
-          <w:szCs w:val="28"/>
-        </w:rPr>
-        <w:t>ব্যবস্থা</w:t>
-      </w:r>
-      <w:proofErr w:type="spellEnd"/>
-      <w:r>
-        <w:rPr>
-          <w:sz w:val="28"/>
-          <w:szCs w:val="28"/>
-        </w:rPr>
-        <w:t xml:space="preserve"> </w:t>
-      </w:r>
-      <w:proofErr w:type="spellStart"/>
-      <w:r>
-        <w:rPr>
-          <w:rFonts w:ascii="Nirmala UI" w:hAnsi="Nirmala UI" w:cs="Nirmala UI"/>
-          <w:sz w:val="28"/>
-          <w:szCs w:val="28"/>
-        </w:rPr>
-        <w:t>নেওয়া</w:t>
-      </w:r>
-      <w:proofErr w:type="spellEnd"/>
-      <w:r>
-        <w:rPr>
-          <w:sz w:val="28"/>
-          <w:szCs w:val="28"/>
-        </w:rPr>
-        <w:t xml:space="preserve"> </w:t>
-      </w:r>
-      <w:proofErr w:type="spellStart"/>
-      <w:r>
-        <w:rPr>
-          <w:rFonts w:ascii="Nirmala UI" w:hAnsi="Nirmala UI" w:cs="Nirmala UI"/>
-          <w:sz w:val="28"/>
-          <w:szCs w:val="28"/>
-        </w:rPr>
-        <w:t>হবে</w:t>
-      </w:r>
-      <w:proofErr w:type="spellEnd"/>
-      <w:r>
-        <w:rPr>
-          <w:sz w:val="28"/>
-          <w:szCs w:val="28"/>
-        </w:rPr>
-        <w:t xml:space="preserve">, </w:t>
-      </w:r>
-      <w:proofErr w:type="spellStart"/>
-      <w:r>
-        <w:rPr>
-          <w:rFonts w:ascii="Nirmala UI" w:hAnsi="Nirmala UI" w:cs="Nirmala UI"/>
-          <w:sz w:val="28"/>
-          <w:szCs w:val="28"/>
-        </w:rPr>
-        <w:t>তা</w:t>
-      </w:r>
-      <w:proofErr w:type="spellEnd"/>
-      <w:r>
-        <w:rPr>
-          <w:sz w:val="28"/>
-          <w:szCs w:val="28"/>
-        </w:rPr>
-        <w:t xml:space="preserve"> </w:t>
-      </w:r>
-      <w:proofErr w:type="spellStart"/>
-      <w:r>
-        <w:rPr>
-          <w:rFonts w:ascii="Nirmala UI" w:hAnsi="Nirmala UI" w:cs="Nirmala UI"/>
-          <w:sz w:val="28"/>
-          <w:szCs w:val="28"/>
-        </w:rPr>
-        <w:t>নির্ধারণ</w:t>
-      </w:r>
-      <w:proofErr w:type="spellEnd"/>
-      <w:r>
-        <w:rPr>
-          <w:sz w:val="28"/>
-          <w:szCs w:val="28"/>
-        </w:rPr>
-        <w:t xml:space="preserve"> </w:t>
-      </w:r>
-      <w:proofErr w:type="spellStart"/>
-      <w:r>
-        <w:rPr>
-          <w:rFonts w:ascii="Nirmala UI" w:hAnsi="Nirmala UI" w:cs="Nirmala UI"/>
-          <w:sz w:val="28"/>
-          <w:szCs w:val="28"/>
-        </w:rPr>
-        <w:t>করতে</w:t>
-      </w:r>
-      <w:proofErr w:type="spellEnd"/>
-      <w:r>
-        <w:rPr>
-          <w:sz w:val="28"/>
-          <w:szCs w:val="28"/>
-        </w:rPr>
-        <w:t xml:space="preserve"> Local Depth </w:t>
-      </w:r>
-      <w:proofErr w:type="spellStart"/>
-      <w:r>
-        <w:rPr>
-          <w:rFonts w:ascii="Nirmala UI" w:hAnsi="Nirmala UI" w:cs="Nirmala UI"/>
-          <w:sz w:val="28"/>
-          <w:szCs w:val="28"/>
-        </w:rPr>
-        <w:t>ব্যবহার</w:t>
-      </w:r>
-      <w:proofErr w:type="spellEnd"/>
-      <w:r>
-        <w:rPr>
-          <w:sz w:val="28"/>
-          <w:szCs w:val="28"/>
-        </w:rPr>
-        <w:t xml:space="preserve"> </w:t>
-      </w:r>
-      <w:proofErr w:type="spellStart"/>
-      <w:r>
-        <w:rPr>
-          <w:rFonts w:ascii="Nirmala UI" w:hAnsi="Nirmala UI" w:cs="Nirmala UI"/>
-          <w:sz w:val="28"/>
-          <w:szCs w:val="28"/>
-        </w:rPr>
-        <w:t>করা</w:t>
-      </w:r>
-      <w:proofErr w:type="spellEnd"/>
-      <w:r>
-        <w:rPr>
-          <w:sz w:val="28"/>
-          <w:szCs w:val="28"/>
-        </w:rPr>
-        <w:t xml:space="preserve"> </w:t>
-      </w:r>
-      <w:proofErr w:type="spellStart"/>
-      <w:r>
-        <w:rPr>
-          <w:rFonts w:ascii="Nirmala UI" w:hAnsi="Nirmala UI" w:cs="Nirmala UI"/>
-          <w:sz w:val="28"/>
-          <w:szCs w:val="28"/>
-        </w:rPr>
-        <w:t>হয়</w:t>
-      </w:r>
-      <w:proofErr w:type="spellEnd"/>
-      <w:r>
-        <w:rPr>
-          <w:rFonts w:ascii="Nirmala UI" w:hAnsi="Nirmala UI" w:cs="Nirmala UI"/>
-          <w:sz w:val="28"/>
-          <w:szCs w:val="28"/>
-        </w:rPr>
-        <w:t>।</w:t>
-      </w:r>
-      <w:r>
-        <w:rPr>
-          <w:sz w:val="28"/>
-          <w:szCs w:val="28"/>
-        </w:rPr>
-        <w:t xml:space="preserve"> </w:t>
-      </w:r>
-    </w:p>
-    <w:p>
-      <w:pPr>
-        <w:numPr>
-          <w:ilvl w:val="0"/>
-          <w:numId w:val="12"/>
-        </w:numPr>
-        <w:spacing w:before="100" w:beforeAutospacing="1" w:after="100" w:afterAutospacing="1" w:line="240" w:lineRule="auto"/>
-        <w:rPr>
-          <w:sz w:val="28"/>
-          <w:szCs w:val="28"/>
-        </w:rPr>
-      </w:pPr>
-      <w:r>
-        <w:rPr>
-          <w:rStyle w:val="Strong"/>
-          <w:sz w:val="28"/>
-          <w:szCs w:val="28"/>
-        </w:rPr>
-        <w:t xml:space="preserve">Local Depth </w:t>
-      </w:r>
-      <w:proofErr w:type="spellStart"/>
-      <w:r>
-        <w:rPr>
-          <w:rStyle w:val="Strong"/>
-          <w:rFonts w:ascii="Nirmala UI" w:hAnsi="Nirmala UI" w:cs="Nirmala UI"/>
-          <w:sz w:val="28"/>
-          <w:szCs w:val="28"/>
-        </w:rPr>
-        <w:t>সর্বদা</w:t>
-      </w:r>
-      <w:proofErr w:type="spellEnd"/>
-      <w:r>
-        <w:rPr>
-          <w:rStyle w:val="Strong"/>
-          <w:sz w:val="28"/>
-          <w:szCs w:val="28"/>
-        </w:rPr>
-        <w:t xml:space="preserve"> Global Depth-</w:t>
-      </w:r>
-      <w:proofErr w:type="spellStart"/>
-      <w:r>
-        <w:rPr>
-          <w:rStyle w:val="Strong"/>
-          <w:rFonts w:ascii="Nirmala UI" w:hAnsi="Nirmala UI" w:cs="Nirmala UI"/>
-          <w:sz w:val="28"/>
-          <w:szCs w:val="28"/>
-        </w:rPr>
-        <w:t>এর</w:t>
-      </w:r>
-      <w:proofErr w:type="spellEnd"/>
-      <w:r>
-        <w:rPr>
-          <w:rStyle w:val="Strong"/>
-          <w:sz w:val="28"/>
-          <w:szCs w:val="28"/>
-        </w:rPr>
-        <w:t xml:space="preserve"> </w:t>
-      </w:r>
-      <w:proofErr w:type="spellStart"/>
-      <w:r>
-        <w:rPr>
-          <w:rStyle w:val="Strong"/>
-          <w:rFonts w:ascii="Nirmala UI" w:hAnsi="Nirmala UI" w:cs="Nirmala UI"/>
-          <w:sz w:val="28"/>
-          <w:szCs w:val="28"/>
-        </w:rPr>
-        <w:t>সমান</w:t>
-      </w:r>
-      <w:proofErr w:type="spellEnd"/>
-      <w:r>
-        <w:rPr>
-          <w:rStyle w:val="Strong"/>
-          <w:sz w:val="28"/>
-          <w:szCs w:val="28"/>
-        </w:rPr>
-        <w:t xml:space="preserve"> </w:t>
-      </w:r>
-      <w:proofErr w:type="spellStart"/>
-      <w:r>
-        <w:rPr>
-          <w:rStyle w:val="Strong"/>
-          <w:rFonts w:ascii="Nirmala UI" w:hAnsi="Nirmala UI" w:cs="Nirmala UI"/>
-          <w:sz w:val="28"/>
-          <w:szCs w:val="28"/>
-        </w:rPr>
-        <w:t>বা</w:t>
-      </w:r>
-      <w:proofErr w:type="spellEnd"/>
-      <w:r>
-        <w:rPr>
-          <w:rStyle w:val="Strong"/>
-          <w:sz w:val="28"/>
-          <w:szCs w:val="28"/>
-        </w:rPr>
-        <w:t xml:space="preserve"> </w:t>
-      </w:r>
-      <w:proofErr w:type="spellStart"/>
-      <w:r>
-        <w:rPr>
-          <w:rStyle w:val="Strong"/>
-          <w:rFonts w:ascii="Nirmala UI" w:hAnsi="Nirmala UI" w:cs="Nirmala UI"/>
-          <w:sz w:val="28"/>
-          <w:szCs w:val="28"/>
-        </w:rPr>
-        <w:t>ছোট</w:t>
-      </w:r>
-      <w:proofErr w:type="spellEnd"/>
-      <w:r>
-        <w:rPr>
-          <w:rStyle w:val="Strong"/>
-          <w:sz w:val="28"/>
-          <w:szCs w:val="28"/>
-        </w:rPr>
-        <w:t xml:space="preserve"> (≤) </w:t>
-      </w:r>
-      <w:proofErr w:type="spellStart"/>
-      <w:r>
-        <w:rPr>
-          <w:rStyle w:val="Strong"/>
-          <w:rFonts w:ascii="Nirmala UI" w:hAnsi="Nirmala UI" w:cs="Nirmala UI"/>
-          <w:sz w:val="28"/>
-          <w:szCs w:val="28"/>
-        </w:rPr>
-        <w:t>হয়</w:t>
-      </w:r>
-      <w:proofErr w:type="spellEnd"/>
-      <w:r>
-        <w:rPr>
-          <w:rStyle w:val="Strong"/>
-          <w:rFonts w:ascii="Nirmala UI" w:hAnsi="Nirmala UI" w:cs="Nirmala UI"/>
-          <w:sz w:val="28"/>
-          <w:szCs w:val="28"/>
-        </w:rPr>
-        <w:t>।</w:t>
-      </w:r>
-      <w:r>
-        <w:rPr>
-          <w:sz w:val="28"/>
-          <w:szCs w:val="28"/>
-        </w:rPr>
-        <w:t xml:space="preserve"> </w:t>
-      </w:r>
-    </w:p>
-    <w:p>
-      <w:pPr>
-        <w:pStyle w:val="Heading3"/>
-        <w:rPr>
-          <w:sz w:val="28"/>
-          <w:szCs w:val="28"/>
-        </w:rPr>
-      </w:pPr>
-      <w:r>
-        <w:rPr>
-          <w:rStyle w:val="Strong"/>
-          <w:rFonts w:ascii="Nirmala UI" w:hAnsi="Nirmala UI" w:cs="Nirmala UI"/>
-          <w:b/>
-          <w:bCs/>
-          <w:sz w:val="28"/>
-          <w:szCs w:val="28"/>
-        </w:rPr>
-        <w:t>৫</w:t>
-      </w:r>
-      <w:r>
-        <w:rPr>
-          <w:rStyle w:val="Strong"/>
-          <w:b/>
-          <w:bCs/>
-          <w:sz w:val="28"/>
-          <w:szCs w:val="28"/>
-        </w:rPr>
-        <w:t>. Bucket Splitting (</w:t>
-      </w:r>
-      <w:proofErr w:type="spellStart"/>
-      <w:r>
-        <w:rPr>
-          <w:rStyle w:val="Strong"/>
-          <w:rFonts w:ascii="Nirmala UI" w:hAnsi="Nirmala UI" w:cs="Nirmala UI"/>
-          <w:b/>
-          <w:bCs/>
-          <w:sz w:val="28"/>
-          <w:szCs w:val="28"/>
-        </w:rPr>
-        <w:t>বাকেট</w:t>
-      </w:r>
-      <w:proofErr w:type="spellEnd"/>
-      <w:r>
-        <w:rPr>
-          <w:rStyle w:val="Strong"/>
-          <w:b/>
-          <w:bCs/>
-          <w:sz w:val="28"/>
-          <w:szCs w:val="28"/>
-        </w:rPr>
-        <w:t xml:space="preserve"> </w:t>
-      </w:r>
-      <w:proofErr w:type="spellStart"/>
-      <w:r>
-        <w:rPr>
-          <w:rStyle w:val="Strong"/>
-          <w:rFonts w:ascii="Nirmala UI" w:hAnsi="Nirmala UI" w:cs="Nirmala UI"/>
-          <w:b/>
-          <w:bCs/>
-          <w:sz w:val="28"/>
-          <w:szCs w:val="28"/>
-        </w:rPr>
-        <w:t>স্প্লিটিং</w:t>
-      </w:r>
-      <w:proofErr w:type="spellEnd"/>
-      <w:r>
-        <w:rPr>
-          <w:rStyle w:val="Strong"/>
-          <w:b/>
-          <w:bCs/>
-          <w:sz w:val="28"/>
-          <w:szCs w:val="28"/>
-        </w:rPr>
-        <w:t>)</w:t>
-      </w:r>
-    </w:p>
-    <w:p>
-      <w:pPr>
-        <w:numPr>
-          <w:ilvl w:val="0"/>
-          <w:numId w:val="13"/>
-        </w:numPr>
-        <w:spacing w:before="100" w:beforeAutospacing="1" w:after="100" w:afterAutospacing="1" w:line="240" w:lineRule="auto"/>
-        <w:rPr>
-          <w:sz w:val="28"/>
-          <w:szCs w:val="28"/>
-        </w:rPr>
-      </w:pPr>
-      <w:proofErr w:type="spellStart"/>
-      <w:r>
-        <w:rPr>
-          <w:rFonts w:ascii="Nirmala UI" w:hAnsi="Nirmala UI" w:cs="Nirmala UI"/>
-          <w:sz w:val="28"/>
-          <w:szCs w:val="28"/>
-        </w:rPr>
-        <w:lastRenderedPageBreak/>
-        <w:t>যখন</w:t>
-      </w:r>
-      <w:proofErr w:type="spellEnd"/>
-      <w:r>
-        <w:rPr>
-          <w:sz w:val="28"/>
-          <w:szCs w:val="28"/>
-        </w:rPr>
-        <w:t xml:space="preserve"> </w:t>
-      </w:r>
-      <w:proofErr w:type="spellStart"/>
-      <w:r>
-        <w:rPr>
-          <w:rFonts w:ascii="Nirmala UI" w:hAnsi="Nirmala UI" w:cs="Nirmala UI"/>
-          <w:sz w:val="28"/>
-          <w:szCs w:val="28"/>
-        </w:rPr>
-        <w:t>একটি</w:t>
-      </w:r>
-      <w:proofErr w:type="spellEnd"/>
-      <w:r>
-        <w:rPr>
-          <w:sz w:val="28"/>
-          <w:szCs w:val="28"/>
-        </w:rPr>
-        <w:t xml:space="preserve"> Bucket </w:t>
-      </w:r>
-      <w:proofErr w:type="spellStart"/>
-      <w:r>
-        <w:rPr>
-          <w:rStyle w:val="Strong"/>
-          <w:rFonts w:ascii="Nirmala UI" w:hAnsi="Nirmala UI" w:cs="Nirmala UI"/>
-          <w:sz w:val="28"/>
-          <w:szCs w:val="28"/>
-        </w:rPr>
-        <w:t>পূর্ণ</w:t>
-      </w:r>
-      <w:proofErr w:type="spellEnd"/>
-      <w:r>
-        <w:rPr>
-          <w:rStyle w:val="Strong"/>
-          <w:sz w:val="28"/>
-          <w:szCs w:val="28"/>
-        </w:rPr>
-        <w:t xml:space="preserve"> (Overflow)</w:t>
-      </w:r>
-      <w:r>
-        <w:rPr>
-          <w:sz w:val="28"/>
-          <w:szCs w:val="28"/>
-        </w:rPr>
-        <w:t xml:space="preserve"> </w:t>
-      </w:r>
-      <w:proofErr w:type="spellStart"/>
-      <w:r>
-        <w:rPr>
-          <w:rFonts w:ascii="Nirmala UI" w:hAnsi="Nirmala UI" w:cs="Nirmala UI"/>
-          <w:sz w:val="28"/>
-          <w:szCs w:val="28"/>
-        </w:rPr>
-        <w:t>হয়ে</w:t>
-      </w:r>
-      <w:proofErr w:type="spellEnd"/>
-      <w:r>
-        <w:rPr>
-          <w:sz w:val="28"/>
-          <w:szCs w:val="28"/>
-        </w:rPr>
-        <w:t xml:space="preserve"> </w:t>
-      </w:r>
-      <w:proofErr w:type="spellStart"/>
-      <w:r>
-        <w:rPr>
-          <w:rFonts w:ascii="Nirmala UI" w:hAnsi="Nirmala UI" w:cs="Nirmala UI"/>
-          <w:sz w:val="28"/>
-          <w:szCs w:val="28"/>
-        </w:rPr>
-        <w:t>যায়</w:t>
-      </w:r>
-      <w:proofErr w:type="spellEnd"/>
-      <w:r>
-        <w:rPr>
-          <w:sz w:val="28"/>
-          <w:szCs w:val="28"/>
-        </w:rPr>
-        <w:t xml:space="preserve">, </w:t>
-      </w:r>
-      <w:proofErr w:type="spellStart"/>
-      <w:r>
-        <w:rPr>
-          <w:rFonts w:ascii="Nirmala UI" w:hAnsi="Nirmala UI" w:cs="Nirmala UI"/>
-          <w:sz w:val="28"/>
-          <w:szCs w:val="28"/>
-        </w:rPr>
-        <w:t>তখন</w:t>
-      </w:r>
-      <w:proofErr w:type="spellEnd"/>
-      <w:r>
-        <w:rPr>
-          <w:sz w:val="28"/>
-          <w:szCs w:val="28"/>
-        </w:rPr>
-        <w:t xml:space="preserve"> </w:t>
-      </w:r>
-      <w:proofErr w:type="spellStart"/>
-      <w:r>
-        <w:rPr>
-          <w:rFonts w:ascii="Nirmala UI" w:hAnsi="Nirmala UI" w:cs="Nirmala UI"/>
-          <w:sz w:val="28"/>
-          <w:szCs w:val="28"/>
-        </w:rPr>
-        <w:t>সেটিকে</w:t>
-      </w:r>
-      <w:proofErr w:type="spellEnd"/>
-      <w:r>
-        <w:rPr>
-          <w:sz w:val="28"/>
-          <w:szCs w:val="28"/>
-        </w:rPr>
-        <w:t xml:space="preserve"> </w:t>
-      </w:r>
-      <w:proofErr w:type="spellStart"/>
-      <w:r>
-        <w:rPr>
-          <w:rStyle w:val="Strong"/>
-          <w:rFonts w:ascii="Nirmala UI" w:hAnsi="Nirmala UI" w:cs="Nirmala UI"/>
-          <w:sz w:val="28"/>
-          <w:szCs w:val="28"/>
-        </w:rPr>
-        <w:t>দুইটি</w:t>
-      </w:r>
-      <w:proofErr w:type="spellEnd"/>
-      <w:r>
-        <w:rPr>
-          <w:rStyle w:val="Strong"/>
-          <w:sz w:val="28"/>
-          <w:szCs w:val="28"/>
-        </w:rPr>
-        <w:t xml:space="preserve"> Bucket-</w:t>
-      </w:r>
-      <w:r>
-        <w:rPr>
-          <w:rStyle w:val="Strong"/>
-          <w:rFonts w:ascii="Nirmala UI" w:hAnsi="Nirmala UI" w:cs="Nirmala UI"/>
-          <w:sz w:val="28"/>
-          <w:szCs w:val="28"/>
-        </w:rPr>
-        <w:t>এ</w:t>
-      </w:r>
-      <w:r>
-        <w:rPr>
-          <w:rStyle w:val="Strong"/>
-          <w:sz w:val="28"/>
-          <w:szCs w:val="28"/>
-        </w:rPr>
-        <w:t xml:space="preserve"> </w:t>
-      </w:r>
-      <w:proofErr w:type="spellStart"/>
-      <w:r>
-        <w:rPr>
-          <w:rStyle w:val="Strong"/>
-          <w:rFonts w:ascii="Nirmala UI" w:hAnsi="Nirmala UI" w:cs="Nirmala UI"/>
-          <w:sz w:val="28"/>
-          <w:szCs w:val="28"/>
-        </w:rPr>
-        <w:t>ভাগ</w:t>
-      </w:r>
-      <w:proofErr w:type="spellEnd"/>
-      <w:r>
-        <w:rPr>
-          <w:rStyle w:val="Strong"/>
-          <w:sz w:val="28"/>
-          <w:szCs w:val="28"/>
-        </w:rPr>
-        <w:t xml:space="preserve"> </w:t>
-      </w:r>
-      <w:proofErr w:type="spellStart"/>
-      <w:r>
-        <w:rPr>
-          <w:rStyle w:val="Strong"/>
-          <w:rFonts w:ascii="Nirmala UI" w:hAnsi="Nirmala UI" w:cs="Nirmala UI"/>
-          <w:sz w:val="28"/>
-          <w:szCs w:val="28"/>
-        </w:rPr>
-        <w:t>করা</w:t>
-      </w:r>
-      <w:proofErr w:type="spellEnd"/>
-      <w:r>
-        <w:rPr>
-          <w:rStyle w:val="Strong"/>
-          <w:sz w:val="28"/>
-          <w:szCs w:val="28"/>
-        </w:rPr>
-        <w:t xml:space="preserve"> </w:t>
-      </w:r>
-      <w:proofErr w:type="spellStart"/>
-      <w:r>
-        <w:rPr>
-          <w:rStyle w:val="Strong"/>
-          <w:rFonts w:ascii="Nirmala UI" w:hAnsi="Nirmala UI" w:cs="Nirmala UI"/>
-          <w:sz w:val="28"/>
-          <w:szCs w:val="28"/>
-        </w:rPr>
-        <w:t>হয়</w:t>
-      </w:r>
-      <w:proofErr w:type="spellEnd"/>
-      <w:r>
-        <w:rPr>
-          <w:rStyle w:val="Strong"/>
-          <w:rFonts w:ascii="Nirmala UI" w:hAnsi="Nirmala UI" w:cs="Nirmala UI"/>
-          <w:sz w:val="28"/>
-          <w:szCs w:val="28"/>
-        </w:rPr>
-        <w:t>।</w:t>
-      </w:r>
-      <w:r>
-        <w:rPr>
-          <w:sz w:val="28"/>
-          <w:szCs w:val="28"/>
-        </w:rPr>
-        <w:t xml:space="preserve"> </w:t>
-      </w:r>
-    </w:p>
-    <w:p>
-      <w:pPr>
-        <w:numPr>
-          <w:ilvl w:val="0"/>
-          <w:numId w:val="13"/>
-        </w:numPr>
-        <w:spacing w:before="100" w:beforeAutospacing="1" w:after="100" w:afterAutospacing="1" w:line="240" w:lineRule="auto"/>
-        <w:rPr>
-          <w:sz w:val="28"/>
-          <w:szCs w:val="28"/>
-        </w:rPr>
-      </w:pPr>
-      <w:proofErr w:type="spellStart"/>
-      <w:r>
-        <w:rPr>
-          <w:rFonts w:ascii="Nirmala UI" w:hAnsi="Nirmala UI" w:cs="Nirmala UI"/>
-          <w:sz w:val="28"/>
-          <w:szCs w:val="28"/>
-        </w:rPr>
-        <w:t>এই</w:t>
-      </w:r>
-      <w:proofErr w:type="spellEnd"/>
-      <w:r>
-        <w:rPr>
-          <w:sz w:val="28"/>
-          <w:szCs w:val="28"/>
-        </w:rPr>
-        <w:t xml:space="preserve"> </w:t>
-      </w:r>
-      <w:proofErr w:type="spellStart"/>
-      <w:r>
-        <w:rPr>
-          <w:rFonts w:ascii="Nirmala UI" w:hAnsi="Nirmala UI" w:cs="Nirmala UI"/>
-          <w:sz w:val="28"/>
-          <w:szCs w:val="28"/>
-        </w:rPr>
-        <w:t>প্রক্রিয়াকে</w:t>
-      </w:r>
-      <w:proofErr w:type="spellEnd"/>
-      <w:r>
-        <w:rPr>
-          <w:sz w:val="28"/>
-          <w:szCs w:val="28"/>
-        </w:rPr>
-        <w:t xml:space="preserve"> </w:t>
-      </w:r>
-      <w:r>
-        <w:rPr>
-          <w:rStyle w:val="Strong"/>
-          <w:sz w:val="28"/>
-          <w:szCs w:val="28"/>
-        </w:rPr>
-        <w:t>Bucket Splitting</w:t>
-      </w:r>
-      <w:r>
-        <w:rPr>
-          <w:sz w:val="28"/>
-          <w:szCs w:val="28"/>
-        </w:rPr>
-        <w:t xml:space="preserve"> </w:t>
-      </w:r>
-      <w:proofErr w:type="spellStart"/>
-      <w:r>
-        <w:rPr>
-          <w:rFonts w:ascii="Nirmala UI" w:hAnsi="Nirmala UI" w:cs="Nirmala UI"/>
-          <w:sz w:val="28"/>
-          <w:szCs w:val="28"/>
-        </w:rPr>
-        <w:t>বলা</w:t>
-      </w:r>
-      <w:proofErr w:type="spellEnd"/>
-      <w:r>
-        <w:rPr>
-          <w:sz w:val="28"/>
-          <w:szCs w:val="28"/>
-        </w:rPr>
-        <w:t xml:space="preserve"> </w:t>
-      </w:r>
-      <w:proofErr w:type="spellStart"/>
-      <w:r>
-        <w:rPr>
-          <w:rFonts w:ascii="Nirmala UI" w:hAnsi="Nirmala UI" w:cs="Nirmala UI"/>
-          <w:sz w:val="28"/>
-          <w:szCs w:val="28"/>
-        </w:rPr>
-        <w:t>হয়</w:t>
-      </w:r>
-      <w:proofErr w:type="spellEnd"/>
-      <w:r>
-        <w:rPr>
-          <w:rFonts w:ascii="Nirmala UI" w:hAnsi="Nirmala UI" w:cs="Nirmala UI"/>
-          <w:sz w:val="28"/>
-          <w:szCs w:val="28"/>
-        </w:rPr>
-        <w:t>।</w:t>
-      </w:r>
-      <w:r>
-        <w:rPr>
-          <w:sz w:val="28"/>
-          <w:szCs w:val="28"/>
-        </w:rPr>
-        <w:t xml:space="preserve"> </w:t>
-      </w:r>
-    </w:p>
-    <w:p>
-      <w:pPr>
-        <w:pStyle w:val="Heading3"/>
-        <w:rPr>
-          <w:sz w:val="28"/>
-          <w:szCs w:val="28"/>
-        </w:rPr>
-      </w:pPr>
-      <w:r>
-        <w:rPr>
-          <w:rStyle w:val="Strong"/>
-          <w:rFonts w:ascii="Nirmala UI" w:hAnsi="Nirmala UI" w:cs="Nirmala UI"/>
-          <w:b/>
-          <w:bCs/>
-          <w:sz w:val="28"/>
-          <w:szCs w:val="28"/>
-        </w:rPr>
-        <w:t>৬</w:t>
-      </w:r>
-      <w:r>
-        <w:rPr>
-          <w:rStyle w:val="Strong"/>
-          <w:b/>
-          <w:bCs/>
-          <w:sz w:val="28"/>
-          <w:szCs w:val="28"/>
-        </w:rPr>
-        <w:t>. Directory Expansion (</w:t>
-      </w:r>
-      <w:proofErr w:type="spellStart"/>
-      <w:r>
-        <w:rPr>
-          <w:rStyle w:val="Strong"/>
-          <w:rFonts w:ascii="Nirmala UI" w:hAnsi="Nirmala UI" w:cs="Nirmala UI"/>
-          <w:b/>
-          <w:bCs/>
-          <w:sz w:val="28"/>
-          <w:szCs w:val="28"/>
-        </w:rPr>
-        <w:t>ডিরেক্টরি</w:t>
-      </w:r>
-      <w:proofErr w:type="spellEnd"/>
-      <w:r>
-        <w:rPr>
-          <w:rStyle w:val="Strong"/>
-          <w:b/>
-          <w:bCs/>
-          <w:sz w:val="28"/>
-          <w:szCs w:val="28"/>
-        </w:rPr>
-        <w:t xml:space="preserve"> </w:t>
-      </w:r>
-      <w:proofErr w:type="spellStart"/>
-      <w:r>
-        <w:rPr>
-          <w:rStyle w:val="Strong"/>
-          <w:rFonts w:ascii="Nirmala UI" w:hAnsi="Nirmala UI" w:cs="Nirmala UI"/>
-          <w:b/>
-          <w:bCs/>
-          <w:sz w:val="28"/>
-          <w:szCs w:val="28"/>
-        </w:rPr>
-        <w:t>এক্সপ্যানশন</w:t>
-      </w:r>
-      <w:proofErr w:type="spellEnd"/>
-      <w:r>
-        <w:rPr>
-          <w:rStyle w:val="Strong"/>
-          <w:b/>
-          <w:bCs/>
-          <w:sz w:val="28"/>
-          <w:szCs w:val="28"/>
-        </w:rPr>
-        <w:t>)</w:t>
-      </w:r>
-    </w:p>
-    <w:p>
-      <w:pPr>
-        <w:numPr>
-          <w:ilvl w:val="0"/>
-          <w:numId w:val="14"/>
-        </w:numPr>
-        <w:spacing w:before="100" w:beforeAutospacing="1" w:after="100" w:afterAutospacing="1" w:line="240" w:lineRule="auto"/>
-        <w:rPr>
-          <w:sz w:val="28"/>
-          <w:szCs w:val="28"/>
-        </w:rPr>
-      </w:pPr>
-      <w:proofErr w:type="spellStart"/>
-      <w:r>
-        <w:rPr>
-          <w:rFonts w:ascii="Nirmala UI" w:hAnsi="Nirmala UI" w:cs="Nirmala UI"/>
-          <w:sz w:val="28"/>
-          <w:szCs w:val="28"/>
-        </w:rPr>
-        <w:t>যখন</w:t>
-      </w:r>
-      <w:proofErr w:type="spellEnd"/>
-      <w:r>
-        <w:rPr>
-          <w:sz w:val="28"/>
-          <w:szCs w:val="28"/>
-        </w:rPr>
-        <w:t xml:space="preserve"> </w:t>
-      </w:r>
-      <w:r>
-        <w:rPr>
-          <w:rStyle w:val="Strong"/>
-          <w:sz w:val="28"/>
-          <w:szCs w:val="28"/>
-        </w:rPr>
-        <w:t>Bucket Overflow</w:t>
-      </w:r>
-      <w:r>
-        <w:rPr>
-          <w:sz w:val="28"/>
-          <w:szCs w:val="28"/>
-        </w:rPr>
-        <w:t xml:space="preserve"> </w:t>
-      </w:r>
-      <w:proofErr w:type="spellStart"/>
-      <w:r>
-        <w:rPr>
-          <w:rFonts w:ascii="Nirmala UI" w:hAnsi="Nirmala UI" w:cs="Nirmala UI"/>
-          <w:sz w:val="28"/>
-          <w:szCs w:val="28"/>
-        </w:rPr>
-        <w:t>হয়</w:t>
-      </w:r>
-      <w:proofErr w:type="spellEnd"/>
-      <w:r>
-        <w:rPr>
-          <w:sz w:val="28"/>
-          <w:szCs w:val="28"/>
-        </w:rPr>
-        <w:t xml:space="preserve"> </w:t>
-      </w:r>
-      <w:proofErr w:type="spellStart"/>
-      <w:r>
-        <w:rPr>
-          <w:rFonts w:ascii="Nirmala UI" w:hAnsi="Nirmala UI" w:cs="Nirmala UI"/>
-          <w:sz w:val="28"/>
-          <w:szCs w:val="28"/>
-        </w:rPr>
-        <w:t>এবং</w:t>
-      </w:r>
-      <w:proofErr w:type="spellEnd"/>
-      <w:r>
-        <w:rPr>
-          <w:sz w:val="28"/>
-          <w:szCs w:val="28"/>
-        </w:rPr>
-        <w:t xml:space="preserve"> </w:t>
-      </w:r>
-      <w:r>
-        <w:rPr>
-          <w:rStyle w:val="Strong"/>
-          <w:sz w:val="28"/>
-          <w:szCs w:val="28"/>
-        </w:rPr>
-        <w:t>Local Depth = Global Depth</w:t>
-      </w:r>
-      <w:r>
-        <w:rPr>
-          <w:sz w:val="28"/>
-          <w:szCs w:val="28"/>
-        </w:rPr>
-        <w:t xml:space="preserve"> </w:t>
-      </w:r>
-      <w:proofErr w:type="spellStart"/>
-      <w:r>
-        <w:rPr>
-          <w:rFonts w:ascii="Nirmala UI" w:hAnsi="Nirmala UI" w:cs="Nirmala UI"/>
-          <w:sz w:val="28"/>
-          <w:szCs w:val="28"/>
-        </w:rPr>
-        <w:t>থাকে</w:t>
-      </w:r>
-      <w:proofErr w:type="spellEnd"/>
-      <w:r>
-        <w:rPr>
-          <w:sz w:val="28"/>
-          <w:szCs w:val="28"/>
-        </w:rPr>
-        <w:t xml:space="preserve">, </w:t>
-      </w:r>
-      <w:proofErr w:type="spellStart"/>
-      <w:r>
-        <w:rPr>
-          <w:rFonts w:ascii="Nirmala UI" w:hAnsi="Nirmala UI" w:cs="Nirmala UI"/>
-          <w:sz w:val="28"/>
-          <w:szCs w:val="28"/>
-        </w:rPr>
-        <w:t>তখন</w:t>
-      </w:r>
-      <w:proofErr w:type="spellEnd"/>
-      <w:r>
-        <w:rPr>
-          <w:sz w:val="28"/>
-          <w:szCs w:val="28"/>
-        </w:rPr>
-        <w:t xml:space="preserve"> </w:t>
-      </w:r>
-      <w:r>
-        <w:rPr>
-          <w:rStyle w:val="Strong"/>
-          <w:sz w:val="28"/>
-          <w:szCs w:val="28"/>
-        </w:rPr>
-        <w:t>Directory Expansion</w:t>
-      </w:r>
-      <w:r>
-        <w:rPr>
-          <w:sz w:val="28"/>
-          <w:szCs w:val="28"/>
-        </w:rPr>
-        <w:t xml:space="preserve"> </w:t>
-      </w:r>
-      <w:proofErr w:type="spellStart"/>
-      <w:r>
-        <w:rPr>
-          <w:rFonts w:ascii="Nirmala UI" w:hAnsi="Nirmala UI" w:cs="Nirmala UI"/>
-          <w:sz w:val="28"/>
-          <w:szCs w:val="28"/>
-        </w:rPr>
-        <w:t>করা</w:t>
-      </w:r>
-      <w:proofErr w:type="spellEnd"/>
-      <w:r>
-        <w:rPr>
-          <w:sz w:val="28"/>
-          <w:szCs w:val="28"/>
-        </w:rPr>
-        <w:t xml:space="preserve"> </w:t>
-      </w:r>
-      <w:proofErr w:type="spellStart"/>
-      <w:r>
-        <w:rPr>
-          <w:rFonts w:ascii="Nirmala UI" w:hAnsi="Nirmala UI" w:cs="Nirmala UI"/>
-          <w:sz w:val="28"/>
-          <w:szCs w:val="28"/>
-        </w:rPr>
-        <w:t>হয়</w:t>
-      </w:r>
-      <w:proofErr w:type="spellEnd"/>
-      <w:r>
-        <w:rPr>
-          <w:rFonts w:ascii="Nirmala UI" w:hAnsi="Nirmala UI" w:cs="Nirmala UI"/>
-          <w:sz w:val="28"/>
-          <w:szCs w:val="28"/>
-        </w:rPr>
-        <w:t>।</w:t>
-      </w:r>
-      <w:r>
-        <w:rPr>
-          <w:sz w:val="28"/>
-          <w:szCs w:val="28"/>
-        </w:rPr>
-        <w:t xml:space="preserve"> </w:t>
-      </w:r>
-    </w:p>
-    <w:p>
-      <w:pPr>
-        <w:numPr>
-          <w:ilvl w:val="0"/>
-          <w:numId w:val="14"/>
-        </w:numPr>
-        <w:spacing w:before="100" w:beforeAutospacing="1" w:after="100" w:afterAutospacing="1" w:line="240" w:lineRule="auto"/>
-        <w:rPr>
-          <w:sz w:val="28"/>
-          <w:szCs w:val="28"/>
-        </w:rPr>
-      </w:pPr>
-      <w:proofErr w:type="spellStart"/>
-      <w:r>
-        <w:rPr>
-          <w:rFonts w:ascii="Nirmala UI" w:hAnsi="Nirmala UI" w:cs="Nirmala UI"/>
-          <w:sz w:val="28"/>
-          <w:szCs w:val="28"/>
-        </w:rPr>
-        <w:t>এতে</w:t>
-      </w:r>
-      <w:proofErr w:type="spellEnd"/>
-      <w:r>
-        <w:rPr>
-          <w:sz w:val="28"/>
-          <w:szCs w:val="28"/>
-        </w:rPr>
-        <w:t xml:space="preserve"> Directory-</w:t>
-      </w:r>
-      <w:proofErr w:type="spellStart"/>
-      <w:r>
-        <w:rPr>
-          <w:rFonts w:ascii="Nirmala UI" w:hAnsi="Nirmala UI" w:cs="Nirmala UI"/>
-          <w:sz w:val="28"/>
-          <w:szCs w:val="28"/>
-        </w:rPr>
-        <w:t>এর</w:t>
-      </w:r>
-      <w:proofErr w:type="spellEnd"/>
-      <w:r>
-        <w:rPr>
-          <w:sz w:val="28"/>
-          <w:szCs w:val="28"/>
-        </w:rPr>
-        <w:t xml:space="preserve"> </w:t>
-      </w:r>
-      <w:proofErr w:type="spellStart"/>
-      <w:r>
-        <w:rPr>
-          <w:rFonts w:ascii="Nirmala UI" w:hAnsi="Nirmala UI" w:cs="Nirmala UI"/>
-          <w:sz w:val="28"/>
-          <w:szCs w:val="28"/>
-        </w:rPr>
-        <w:t>সংখ্যা</w:t>
-      </w:r>
-      <w:proofErr w:type="spellEnd"/>
-      <w:r>
-        <w:rPr>
-          <w:sz w:val="28"/>
-          <w:szCs w:val="28"/>
-        </w:rPr>
-        <w:t xml:space="preserve"> </w:t>
-      </w:r>
-      <w:proofErr w:type="spellStart"/>
-      <w:r>
-        <w:rPr>
-          <w:rStyle w:val="Strong"/>
-          <w:rFonts w:ascii="Nirmala UI" w:hAnsi="Nirmala UI" w:cs="Nirmala UI"/>
-          <w:sz w:val="28"/>
-          <w:szCs w:val="28"/>
-        </w:rPr>
-        <w:t>দ্বিগুণ</w:t>
-      </w:r>
-      <w:proofErr w:type="spellEnd"/>
-      <w:r>
-        <w:rPr>
-          <w:rStyle w:val="Strong"/>
-          <w:sz w:val="28"/>
-          <w:szCs w:val="28"/>
-        </w:rPr>
-        <w:t xml:space="preserve"> (Double)</w:t>
-      </w:r>
-      <w:r>
-        <w:rPr>
-          <w:sz w:val="28"/>
-          <w:szCs w:val="28"/>
-        </w:rPr>
-        <w:t xml:space="preserve"> </w:t>
-      </w:r>
-      <w:proofErr w:type="spellStart"/>
-      <w:r>
-        <w:rPr>
-          <w:rFonts w:ascii="Nirmala UI" w:hAnsi="Nirmala UI" w:cs="Nirmala UI"/>
-          <w:sz w:val="28"/>
-          <w:szCs w:val="28"/>
-        </w:rPr>
-        <w:t>হয়ে</w:t>
-      </w:r>
-      <w:proofErr w:type="spellEnd"/>
-      <w:r>
-        <w:rPr>
-          <w:sz w:val="28"/>
-          <w:szCs w:val="28"/>
-        </w:rPr>
-        <w:t xml:space="preserve"> </w:t>
-      </w:r>
-      <w:proofErr w:type="spellStart"/>
-      <w:r>
-        <w:rPr>
-          <w:rFonts w:ascii="Nirmala UI" w:hAnsi="Nirmala UI" w:cs="Nirmala UI"/>
-          <w:sz w:val="28"/>
-          <w:szCs w:val="28"/>
-        </w:rPr>
-        <w:t>যায়</w:t>
-      </w:r>
-      <w:proofErr w:type="spellEnd"/>
-      <w:r>
-        <w:rPr>
-          <w:sz w:val="28"/>
-          <w:szCs w:val="28"/>
-        </w:rPr>
-        <w:t xml:space="preserve"> </w:t>
-      </w:r>
-      <w:proofErr w:type="spellStart"/>
-      <w:r>
-        <w:rPr>
-          <w:rFonts w:ascii="Nirmala UI" w:hAnsi="Nirmala UI" w:cs="Nirmala UI"/>
-          <w:sz w:val="28"/>
-          <w:szCs w:val="28"/>
-        </w:rPr>
-        <w:t>এবং</w:t>
-      </w:r>
-      <w:proofErr w:type="spellEnd"/>
-      <w:r>
-        <w:rPr>
-          <w:sz w:val="28"/>
-          <w:szCs w:val="28"/>
-        </w:rPr>
-        <w:t xml:space="preserve"> Bucket Split </w:t>
-      </w:r>
-      <w:proofErr w:type="spellStart"/>
-      <w:r>
-        <w:rPr>
-          <w:rFonts w:ascii="Nirmala UI" w:hAnsi="Nirmala UI" w:cs="Nirmala UI"/>
-          <w:sz w:val="28"/>
-          <w:szCs w:val="28"/>
-        </w:rPr>
-        <w:t>করা</w:t>
-      </w:r>
-      <w:proofErr w:type="spellEnd"/>
-      <w:r>
-        <w:rPr>
-          <w:sz w:val="28"/>
-          <w:szCs w:val="28"/>
-        </w:rPr>
-        <w:t xml:space="preserve"> </w:t>
-      </w:r>
-      <w:proofErr w:type="spellStart"/>
-      <w:r>
-        <w:rPr>
-          <w:rFonts w:ascii="Nirmala UI" w:hAnsi="Nirmala UI" w:cs="Nirmala UI"/>
-          <w:sz w:val="28"/>
-          <w:szCs w:val="28"/>
-        </w:rPr>
-        <w:t>হয়</w:t>
-      </w:r>
-      <w:proofErr w:type="spellEnd"/>
-      <w:r>
-        <w:rPr>
-          <w:rFonts w:ascii="Nirmala UI" w:hAnsi="Nirmala UI" w:cs="Nirmala UI"/>
-          <w:sz w:val="28"/>
-          <w:szCs w:val="28"/>
-        </w:rPr>
-        <w:t>।</w:t>
-      </w:r>
-    </w:p>
-    <w:p>
-      <w:pPr>
         <w:pStyle w:val="ListParagraph"/>
         <w:numPr>
           <w:ilvl w:val="0"/>
@@ -4629,8 +1905,32 @@
           <w:sz w:val="28"/>
           <w:szCs w:val="28"/>
         </w:rPr>
-        <w:t>Basic Working of Extendible Hashing</w:t>
-      </w:r>
+        <w:t>Basic Working of Extendible Hashing?</w:t>
+      </w:r>
+    </w:p>
+    <w:p>
+      <w:pPr>
+        <w:rPr>
+          <w:sz w:val="28"/>
+          <w:szCs w:val="28"/>
+        </w:rPr>
+      </w:pPr>
+      <w:r>
+        <w:rPr>
+          <w:color w:val="FF0000"/>
+          <w:sz w:val="28"/>
+          <w:szCs w:val="28"/>
+        </w:rPr>
+        <w:t xml:space="preserve">Basic Working of Extendible Hashing – </w:t>
+      </w:r>
+    </w:p>
+    <w:p>
+      <w:pPr>
+        <w:rPr>
+          <w:sz w:val="28"/>
+          <w:szCs w:val="28"/>
+        </w:rPr>
+      </w:pPr>
       <w:r>
         <w:rPr>
           <w:b/>
@@ -4638,23 +1938,55 @@
           <w:sz w:val="28"/>
           <w:szCs w:val="28"/>
         </w:rPr>
-        <w:t>?</w:t>
-      </w:r>
-    </w:p>
-    <w:p>
-      <w:pPr>
-        <w:rPr>
-          <w:sz w:val="28"/>
-          <w:szCs w:val="28"/>
-        </w:rPr>
-      </w:pPr>
+        <w:lastRenderedPageBreak/>
+        <w:t>Step 1 – Analyze Data Elements:</w:t>
+      </w:r>
       <w:r>
         <w:rPr>
           <w:color w:val="FF0000"/>
           <w:sz w:val="28"/>
           <w:szCs w:val="28"/>
         </w:rPr>
-        <w:t xml:space="preserve">Basic Working of Extendible Hashing – </w:t>
+        <w:t xml:space="preserve"> </w:t>
+      </w:r>
+      <w:r>
+        <w:rPr>
+          <w:sz w:val="28"/>
+          <w:szCs w:val="28"/>
+        </w:rPr>
+        <w:t xml:space="preserve">Data elements may exist in various forms </w:t>
+      </w:r>
+      <w:proofErr w:type="spellStart"/>
+      <w:r>
+        <w:rPr>
+          <w:sz w:val="28"/>
+          <w:szCs w:val="28"/>
+        </w:rPr>
+        <w:t>eg</w:t>
+      </w:r>
+      <w:proofErr w:type="spellEnd"/>
+      <w:r>
+        <w:rPr>
+          <w:sz w:val="28"/>
+          <w:szCs w:val="28"/>
+        </w:rPr>
+        <w:t xml:space="preserve">. Integer, String, Float, etc. Currently, let us consider data elements of type integer. </w:t>
+      </w:r>
+      <w:proofErr w:type="spellStart"/>
+      <w:r>
+        <w:rPr>
+          <w:sz w:val="28"/>
+          <w:szCs w:val="28"/>
+        </w:rPr>
+        <w:t>eg</w:t>
+      </w:r>
+      <w:proofErr w:type="spellEnd"/>
+      <w:r>
+        <w:rPr>
+          <w:sz w:val="28"/>
+          <w:szCs w:val="28"/>
+        </w:rPr>
+        <w:t>: 49.</w:t>
       </w:r>
     </w:p>
     <w:p>
@@ -4671,7 +2003,7 @@
           <w:sz w:val="28"/>
           <w:szCs w:val="28"/>
         </w:rPr>
-        <w:t>Step 1 – Analyze Data Elements:</w:t>
+        <w:t>Step 2 – Convert into binary format:</w:t>
       </w:r>
       <w:r>
         <w:rPr>
@@ -4686,39 +2018,7 @@
           <w:sz w:val="28"/>
           <w:szCs w:val="28"/>
         </w:rPr>
-        <w:t xml:space="preserve">Data elements may exist in various forms </w:t>
-      </w:r>
-      <w:proofErr w:type="spellStart"/>
-      <w:r>
-        <w:rPr>
-          <w:sz w:val="28"/>
-          <w:szCs w:val="28"/>
-        </w:rPr>
-        <w:t>eg</w:t>
-      </w:r>
-      <w:proofErr w:type="spellEnd"/>
-      <w:r>
-        <w:rPr>
-          <w:sz w:val="28"/>
-          <w:szCs w:val="28"/>
-        </w:rPr>
-        <w:t xml:space="preserve">. Integer, String, Float, etc. Currently, let us consider data elements of type integer. </w:t>
-      </w:r>
-      <w:proofErr w:type="spellStart"/>
-      <w:r>
-        <w:rPr>
-          <w:sz w:val="28"/>
-          <w:szCs w:val="28"/>
-        </w:rPr>
-        <w:t>eg</w:t>
-      </w:r>
-      <w:proofErr w:type="spellEnd"/>
-      <w:r>
-        <w:rPr>
-          <w:sz w:val="28"/>
-          <w:szCs w:val="28"/>
-        </w:rPr>
-        <w:t>: 49.</w:t>
+        <w:t xml:space="preserve">Convert the data element in Binary form. For string elements, consider the ASCII equivalent integer of the starting character and then convert the integer into binary form. Since we have 49 as our data element, its binary form is 110001. </w:t>
       </w:r>
     </w:p>
     <w:p>
@@ -4735,7 +2035,7 @@
           <w:sz w:val="28"/>
           <w:szCs w:val="28"/>
         </w:rPr>
-        <w:t>Step 2 – Convert into binary format:</w:t>
+        <w:t>Step 3 – Check Global Depth of the directory:</w:t>
       </w:r>
       <w:r>
         <w:rPr>
@@ -4750,14 +2050,7 @@
           <w:sz w:val="28"/>
           <w:szCs w:val="28"/>
         </w:rPr>
-        <w:t>Convert the data element in Binary form. For string elements, consider the ASCII equivalent integer of the starting character and then convert the integer into binary form. Since we have 49 as our data element, its binary form is 110001.</w:t>
-      </w:r>
-      <w:r>
-        <w:rPr>
-          <w:sz w:val="28"/>
-          <w:szCs w:val="28"/>
-        </w:rPr>
-        <w:t xml:space="preserve"> </w:t>
+        <w:t>Suppose the global depth of the Hash-directory is 3.</w:t>
       </w:r>
     </w:p>
     <w:p>
@@ -4774,8 +2067,31 @@
           <w:sz w:val="28"/>
           <w:szCs w:val="28"/>
         </w:rPr>
-        <w:t>Step 3 – Chec</w:t>
-      </w:r>
+        <w:t>Step 4 – Identify the Directory:</w:t>
+      </w:r>
+      <w:r>
+        <w:rPr>
+          <w:color w:val="FF0000"/>
+          <w:sz w:val="28"/>
+          <w:szCs w:val="28"/>
+        </w:rPr>
+        <w:t xml:space="preserve"> </w:t>
+      </w:r>
+      <w:r>
+        <w:rPr>
+          <w:sz w:val="28"/>
+          <w:szCs w:val="28"/>
+        </w:rPr>
+        <w:t>Consider the ‘Global-Depth’ number of LSBs in the binary number and match it to the directory id. For Example, the binary value of 49 is 110001 and the global-depth is 3. So, the hash function will return 3 LSBs of 110001 that is, 001.</w:t>
+      </w:r>
+    </w:p>
+    <w:p>
+      <w:pPr>
+        <w:rPr>
+          <w:sz w:val="28"/>
+          <w:szCs w:val="28"/>
+        </w:rPr>
+      </w:pPr>
       <w:r>
         <w:rPr>
           <w:b/>
@@ -4783,7 +2099,7 @@
           <w:sz w:val="28"/>
           <w:szCs w:val="28"/>
         </w:rPr>
-        <w:t>k Global Depth of the directory:</w:t>
+        <w:t>Step 5 – Navigation:</w:t>
       </w:r>
       <w:r>
         <w:rPr>
@@ -4798,7 +2114,7 @@
           <w:sz w:val="28"/>
           <w:szCs w:val="28"/>
         </w:rPr>
-        <w:t>Suppose the global depth of the Hash-directory is 3.</w:t>
+        <w:t>Now, navigate to the bucket pointed by the directory with directory-id 001</w:t>
       </w:r>
     </w:p>
     <w:p>
@@ -4815,7 +2131,7 @@
           <w:sz w:val="28"/>
           <w:szCs w:val="28"/>
         </w:rPr>
-        <w:t>Step 4 – Identify the Directory:</w:t>
+        <w:t>Step 6 – Insertion and Overflow Check:</w:t>
       </w:r>
       <w:r>
         <w:rPr>
@@ -4830,7 +2146,7 @@
           <w:sz w:val="28"/>
           <w:szCs w:val="28"/>
         </w:rPr>
-        <w:t>Consider the ‘Global-Depth’ number of LSBs in the binary number and match it to the directory id. For Example, the binary value of 49 is 110001 and the global-depth is 3. So, the hash function will return 3 LSBs of 110001 that is, 001.</w:t>
+        <w:t>Insert the element and check if the bucket overflows. If an overflow is encountered, go to step 7 followed by Step 8, otherwise, go to step 9.</w:t>
       </w:r>
     </w:p>
     <w:p>
@@ -4847,8 +2163,7 @@
           <w:sz w:val="28"/>
           <w:szCs w:val="28"/>
         </w:rPr>
-        <w:lastRenderedPageBreak/>
-        <w:t>Step 5 – Navigation:</w:t>
+        <w:t>Step 7 – Tackling Overflow Condition during Data Insertion:</w:t>
       </w:r>
       <w:r>
         <w:rPr>
@@ -4863,7 +2178,38 @@
           <w:sz w:val="28"/>
           <w:szCs w:val="28"/>
         </w:rPr>
-        <w:t>Now, navigate to the bucket pointed by the directory with directory-id 001</w:t>
+        <w:t>Many times, while inserting data in the buckets, it might happen that the Bucket overflows. In such cases, we need to follow an appropriate procedure to avoid mishandling of data.</w:t>
+      </w:r>
+    </w:p>
+    <w:p>
+      <w:pPr>
+        <w:rPr>
+          <w:sz w:val="28"/>
+          <w:szCs w:val="28"/>
+        </w:rPr>
+      </w:pPr>
+      <w:r>
+        <w:rPr>
+          <w:sz w:val="28"/>
+          <w:szCs w:val="28"/>
+        </w:rPr>
+        <w:t xml:space="preserve">First, </w:t>
+      </w:r>
+      <w:proofErr w:type="gramStart"/>
+      <w:r>
+        <w:rPr>
+          <w:sz w:val="28"/>
+          <w:szCs w:val="28"/>
+        </w:rPr>
+        <w:t>Check</w:t>
+      </w:r>
+      <w:proofErr w:type="gramEnd"/>
+      <w:r>
+        <w:rPr>
+          <w:sz w:val="28"/>
+          <w:szCs w:val="28"/>
+        </w:rPr>
+        <w:t xml:space="preserve"> if the local depth is less than or equal to the global depth. Then choose one of the cases below. </w:t>
       </w:r>
     </w:p>
     <w:p>
@@ -4880,31 +2226,15 @@
           <w:sz w:val="28"/>
           <w:szCs w:val="28"/>
         </w:rPr>
-        <w:t>Step 6 – Insertion and Overflow Check:</w:t>
-      </w:r>
-      <w:r>
-        <w:rPr>
-          <w:color w:val="FF0000"/>
-          <w:sz w:val="28"/>
-          <w:szCs w:val="28"/>
-        </w:rPr>
-        <w:t xml:space="preserve"> </w:t>
-      </w:r>
-      <w:r>
-        <w:rPr>
-          <w:sz w:val="28"/>
-          <w:szCs w:val="28"/>
-        </w:rPr>
-        <w:t>Insert the element and check if the bucket overflows. If an overflow is encountered, go to step 7 followed by Step 8, otherwise, go to step 9.</w:t>
-      </w:r>
-    </w:p>
-    <w:p>
-      <w:pPr>
-        <w:rPr>
-          <w:sz w:val="28"/>
-          <w:szCs w:val="28"/>
-        </w:rPr>
-      </w:pPr>
+        <w:t>Case-1:</w:t>
+      </w:r>
+      <w:r>
+        <w:rPr>
+          <w:sz w:val="28"/>
+          <w:szCs w:val="28"/>
+        </w:rPr>
+        <w:t xml:space="preserve"> If the local depth of the overflowing Bucket </w:t>
+      </w:r>
       <w:r>
         <w:rPr>
           <w:b/>
@@ -4912,7 +2242,7 @@
           <w:sz w:val="28"/>
           <w:szCs w:val="28"/>
         </w:rPr>
-        <w:t>Step 7 – Tackling Overflow Condition during Data Insertion:</w:t>
+        <w:t>is equal to</w:t>
       </w:r>
       <w:r>
         <w:rPr>
@@ -4927,38 +2257,7 @@
           <w:sz w:val="28"/>
           <w:szCs w:val="28"/>
         </w:rPr>
-        <w:t>Many times, while inserting data in the buckets, it might happen that the Bucket overflows. In such cases, we need to follow an appropriate procedure to avoid mishandling of data.</w:t>
-      </w:r>
-    </w:p>
-    <w:p>
-      <w:pPr>
-        <w:rPr>
-          <w:sz w:val="28"/>
-          <w:szCs w:val="28"/>
-        </w:rPr>
-      </w:pPr>
-      <w:r>
-        <w:rPr>
-          <w:sz w:val="28"/>
-          <w:szCs w:val="28"/>
-        </w:rPr>
-        <w:t xml:space="preserve">First, </w:t>
-      </w:r>
-      <w:proofErr w:type="gramStart"/>
-      <w:r>
-        <w:rPr>
-          <w:sz w:val="28"/>
-          <w:szCs w:val="28"/>
-        </w:rPr>
-        <w:t>Check</w:t>
-      </w:r>
-      <w:proofErr w:type="gramEnd"/>
-      <w:r>
-        <w:rPr>
-          <w:sz w:val="28"/>
-          <w:szCs w:val="28"/>
-        </w:rPr>
-        <w:t xml:space="preserve"> if the local depth is less than or equal to the global depth. Then choose one of the cases below. </w:t>
+        <w:t xml:space="preserve">the global depth, then Directory Expansion, as well as Bucket Split, needs to be performed. Then increment the global depth and the local depth value by 1. And, assign appropriate pointers. Directory expansion will double the number of directories present in the hash structure. </w:t>
       </w:r>
     </w:p>
     <w:p>
@@ -4975,14 +2274,22 @@
           <w:sz w:val="28"/>
           <w:szCs w:val="28"/>
         </w:rPr>
-        <w:t>Case-1:</w:t>
-      </w:r>
-      <w:r>
-        <w:rPr>
-          <w:sz w:val="28"/>
-          <w:szCs w:val="28"/>
-        </w:rPr>
-        <w:t xml:space="preserve"> If the local depth of the overflowing Bucket </w:t>
+        <w:t>Case-2:</w:t>
+      </w:r>
+      <w:r>
+        <w:rPr>
+          <w:color w:val="FF0000"/>
+          <w:sz w:val="28"/>
+          <w:szCs w:val="28"/>
+        </w:rPr>
+        <w:t xml:space="preserve"> </w:t>
+      </w:r>
+      <w:r>
+        <w:rPr>
+          <w:sz w:val="28"/>
+          <w:szCs w:val="28"/>
+        </w:rPr>
+        <w:t xml:space="preserve">In case the local depth </w:t>
       </w:r>
       <w:r>
         <w:rPr>
@@ -4991,7 +2298,7 @@
           <w:sz w:val="28"/>
           <w:szCs w:val="28"/>
         </w:rPr>
-        <w:t>is equal to</w:t>
+        <w:t>is less than</w:t>
       </w:r>
       <w:r>
         <w:rPr>
@@ -5006,128 +2313,171 @@
           <w:sz w:val="28"/>
           <w:szCs w:val="28"/>
         </w:rPr>
-        <w:t>the global depth, then Directory Expansion, as well as Bucket Split, needs to be performed. Then increment the global depth and the local depth value by 1. And, assign appropriate pointers. Directory expansion will double the number of directories present in the hash structure.</w:t>
+        <w:t>the global depth, then only Bucket Split takes place. Then increment only the local depth value by 1. And, assign appropriate pointers.</w:t>
+      </w:r>
+    </w:p>
+    <w:p>
+      <w:pPr>
+        <w:rPr>
+          <w:sz w:val="28"/>
+          <w:szCs w:val="28"/>
+        </w:rPr>
+      </w:pPr>
+      <w:r>
+        <w:rPr>
+          <w:b/>
+          <w:color w:val="FF0000"/>
+          <w:sz w:val="28"/>
+          <w:szCs w:val="28"/>
+        </w:rPr>
+        <w:lastRenderedPageBreak/>
+        <w:t>Step 8 – Rehashing of Split Bucket Elements</w:t>
+      </w:r>
+      <w:r>
+        <w:rPr>
+          <w:sz w:val="28"/>
+          <w:szCs w:val="28"/>
+        </w:rPr>
+        <w:t>: The Elements present in the overflowing bucket that is split are rehashed w.r.t the new global depth of the directory.</w:t>
+      </w:r>
+    </w:p>
+    <w:p>
+      <w:pPr>
+        <w:rPr>
+          <w:sz w:val="28"/>
+          <w:szCs w:val="28"/>
+        </w:rPr>
+      </w:pPr>
+      <w:r>
+        <w:rPr>
+          <w:b/>
+          <w:color w:val="FF0000"/>
+          <w:sz w:val="28"/>
+          <w:szCs w:val="28"/>
+        </w:rPr>
+        <w:t>Step 9</w:t>
+      </w:r>
+      <w:r>
+        <w:rPr>
+          <w:sz w:val="28"/>
+          <w:szCs w:val="28"/>
+        </w:rPr>
+        <w:t xml:space="preserve"> – The element is successfully hashed</w:t>
+      </w:r>
+    </w:p>
+    <w:p>
+      <w:pPr>
+        <w:rPr>
+          <w:sz w:val="28"/>
+          <w:szCs w:val="28"/>
+        </w:rPr>
+      </w:pPr>
+      <w:r>
+        <w:rPr>
+          <w:noProof/>
+          <w:sz w:val="28"/>
+          <w:szCs w:val="28"/>
+        </w:rPr>
+        <w:drawing>
+          <wp:inline distT="0" distB="0" distL="0" distR="0">
+            <wp:extent cx="4533900" cy="4159876"/>
+            <wp:effectExtent l="0" t="0" r="0" b="0"/>
+            <wp:docPr id="1" name="Picture 1"/>
+            <wp:cNvGraphicFramePr>
+              <a:graphicFrameLocks xmlns:a="http://schemas.openxmlformats.org/drawingml/2006/main" noChangeAspect="1"/>
+            </wp:cNvGraphicFramePr>
+            <a:graphic xmlns:a="http://schemas.openxmlformats.org/drawingml/2006/main">
+              <a:graphicData uri="http://schemas.openxmlformats.org/drawingml/2006/picture">
+                <pic:pic xmlns:pic="http://schemas.openxmlformats.org/drawingml/2006/picture">
+                  <pic:nvPicPr>
+                    <pic:cNvPr id="1" name="Screenshot_1.png"/>
+                    <pic:cNvPicPr/>
+                  </pic:nvPicPr>
+                  <pic:blipFill>
+                    <a:blip r:embed="rId6">
+                      <a:extLst>
+                        <a:ext uri="{28A0092B-C50C-407E-A947-70E740481C1C}">
+                          <a14:useLocalDpi xmlns:a14="http://schemas.microsoft.com/office/drawing/2010/main" val="0"/>
+                        </a:ext>
+                      </a:extLst>
+                    </a:blip>
+                    <a:stretch>
+                      <a:fillRect/>
+                    </a:stretch>
+                  </pic:blipFill>
+                  <pic:spPr>
+                    <a:xfrm>
+                      <a:off x="0" y="0"/>
+                      <a:ext cx="4552551" cy="4176989"/>
+                    </a:xfrm>
+                    <a:prstGeom prst="rect">
+                      <a:avLst/>
+                    </a:prstGeom>
+                  </pic:spPr>
+                </pic:pic>
+              </a:graphicData>
+            </a:graphic>
+          </wp:inline>
+        </w:drawing>
+      </w:r>
+    </w:p>
+    <w:p>
+      <w:pPr>
+        <w:rPr>
+          <w:sz w:val="28"/>
+          <w:szCs w:val="28"/>
+        </w:rPr>
+      </w:pPr>
+      <w:r>
+        <w:rPr>
+          <w:noProof/>
+          <w:sz w:val="28"/>
+          <w:szCs w:val="28"/>
+        </w:rPr>
+        <w:drawing>
+          <wp:inline distT="0" distB="0" distL="0" distR="0">
+            <wp:extent cx="4595495" cy="2733675"/>
+            <wp:effectExtent l="0" t="0" r="0" b="9525"/>
+            <wp:docPr id="2" name="Picture 2"/>
+            <wp:cNvGraphicFramePr>
+              <a:graphicFrameLocks xmlns:a="http://schemas.openxmlformats.org/drawingml/2006/main" noChangeAspect="1"/>
+            </wp:cNvGraphicFramePr>
+            <a:graphic xmlns:a="http://schemas.openxmlformats.org/drawingml/2006/main">
+              <a:graphicData uri="http://schemas.openxmlformats.org/drawingml/2006/picture">
+                <pic:pic xmlns:pic="http://schemas.openxmlformats.org/drawingml/2006/picture">
+                  <pic:nvPicPr>
+                    <pic:cNvPr id="2" name="Screenshot_2.png"/>
+                    <pic:cNvPicPr/>
+                  </pic:nvPicPr>
+                  <pic:blipFill>
+                    <a:blip r:embed="rId7">
+                      <a:extLst>
+                        <a:ext uri="{28A0092B-C50C-407E-A947-70E740481C1C}">
+                          <a14:useLocalDpi xmlns:a14="http://schemas.microsoft.com/office/drawing/2010/main" val="0"/>
+                        </a:ext>
+                      </a:extLst>
+                    </a:blip>
+                    <a:stretch>
+                      <a:fillRect/>
+                    </a:stretch>
+                  </pic:blipFill>
+                  <pic:spPr>
+                    <a:xfrm>
+                      <a:off x="0" y="0"/>
+                      <a:ext cx="4601123" cy="2737023"/>
+                    </a:xfrm>
+                    <a:prstGeom prst="rect">
+                      <a:avLst/>
+                    </a:prstGeom>
+                  </pic:spPr>
+                </pic:pic>
+              </a:graphicData>
+            </a:graphic>
+          </wp:inline>
+        </w:drawing>
       </w:r>
       <w:bookmarkStart w:id="0" w:name="_GoBack"/>
       <w:bookmarkEnd w:id="0"/>
-      <w:r>
-        <w:rPr>
-          <w:sz w:val="28"/>
-          <w:szCs w:val="28"/>
-        </w:rPr>
-        <w:t xml:space="preserve"> </w:t>
-      </w:r>
-    </w:p>
-    <w:p>
-      <w:pPr>
-        <w:rPr>
-          <w:sz w:val="28"/>
-          <w:szCs w:val="28"/>
-        </w:rPr>
-      </w:pPr>
-      <w:r>
-        <w:rPr>
-          <w:b/>
-          <w:color w:val="FF0000"/>
-          <w:sz w:val="28"/>
-          <w:szCs w:val="28"/>
-        </w:rPr>
-        <w:t>Case-2:</w:t>
-      </w:r>
-      <w:r>
-        <w:rPr>
-          <w:color w:val="FF0000"/>
-          <w:sz w:val="28"/>
-          <w:szCs w:val="28"/>
-        </w:rPr>
-        <w:t xml:space="preserve"> </w:t>
-      </w:r>
-      <w:r>
-        <w:rPr>
-          <w:sz w:val="28"/>
-          <w:szCs w:val="28"/>
-        </w:rPr>
-        <w:t xml:space="preserve">In case the local depth </w:t>
-      </w:r>
-      <w:r>
-        <w:rPr>
-          <w:b/>
-          <w:color w:val="FF0000"/>
-          <w:sz w:val="28"/>
-          <w:szCs w:val="28"/>
-        </w:rPr>
-        <w:t>is less than</w:t>
-      </w:r>
-      <w:r>
-        <w:rPr>
-          <w:color w:val="FF0000"/>
-          <w:sz w:val="28"/>
-          <w:szCs w:val="28"/>
-        </w:rPr>
-        <w:t xml:space="preserve"> </w:t>
-      </w:r>
-      <w:r>
-        <w:rPr>
-          <w:sz w:val="28"/>
-          <w:szCs w:val="28"/>
-        </w:rPr>
-        <w:t>the global depth, then only Bucket Split takes place. Then increment only the local depth value by 1. And, assign appropriate pointers.</w:t>
-      </w:r>
-    </w:p>
-    <w:p>
-      <w:pPr>
-        <w:rPr>
-          <w:sz w:val="28"/>
-          <w:szCs w:val="28"/>
-        </w:rPr>
-      </w:pPr>
-      <w:r>
-        <w:rPr>
-          <w:b/>
-          <w:color w:val="FF0000"/>
-          <w:sz w:val="28"/>
-          <w:szCs w:val="28"/>
-        </w:rPr>
-        <w:t>Step 8 – Rehashing of Split Bucket Elements</w:t>
-      </w:r>
-      <w:r>
-        <w:rPr>
-          <w:sz w:val="28"/>
-          <w:szCs w:val="28"/>
-        </w:rPr>
-        <w:t xml:space="preserve">: The Elements present in the overflowing bucket that is split are rehashed w.r.t the new </w:t>
-      </w:r>
-      <w:r>
-        <w:rPr>
-          <w:sz w:val="28"/>
-          <w:szCs w:val="28"/>
-        </w:rPr>
-        <w:t>global depth of the directory.</w:t>
-      </w:r>
-    </w:p>
-    <w:p>
-      <w:pPr>
-        <w:rPr>
-          <w:sz w:val="28"/>
-          <w:szCs w:val="28"/>
-        </w:rPr>
-      </w:pPr>
-      <w:r>
-        <w:rPr>
-          <w:b/>
-          <w:color w:val="FF0000"/>
-          <w:sz w:val="28"/>
-          <w:szCs w:val="28"/>
-        </w:rPr>
-        <w:t>Step 9</w:t>
-      </w:r>
-      <w:r>
-        <w:rPr>
-          <w:sz w:val="28"/>
-          <w:szCs w:val="28"/>
-        </w:rPr>
-        <w:t xml:space="preserve"> – The element is successfully hashed</w:t>
-      </w:r>
     </w:p>
     <w:p>
       <w:pPr>

--- a/2. Second_Semester/4. Advanced Database Management System/3. Class Test-01-Dynamic Hashing.docx
+++ b/2. Second_Semester/4. Advanced Database Management System/3. Class Test-01-Dynamic Hashing.docx
@@ -16,6 +16,15 @@
           <w:szCs w:val="28"/>
         </w:rPr>
       </w:pPr>
+      <w:r>
+        <w:rPr>
+          <w:b/>
+          <w:color w:val="FF0000"/>
+          <w:sz w:val="28"/>
+          <w:szCs w:val="28"/>
+        </w:rPr>
+        <w:t xml:space="preserve"> </w:t>
+      </w:r>
       <w:r>
         <w:rPr>
           <w:b/>
@@ -1393,14 +1402,7 @@
           <w:sz w:val="28"/>
           <w:szCs w:val="28"/>
         </w:rPr>
-        <w:t xml:space="preserve"> is the number of bits associated with a bucket. It is used to determine the action taken when a bucket overflow occurs.</w:t>
-      </w:r>
-      <w:r>
-        <w:rPr>
-          <w:sz w:val="28"/>
-          <w:szCs w:val="28"/>
-        </w:rPr>
-        <w:t xml:space="preserve"> </w:t>
+        <w:t xml:space="preserve"> is the number of bits associated with a bucket. It is used to determine the action taken when a bucket overflow occurs. </w:t>
       </w:r>
     </w:p>
     <w:p>
@@ -1545,14 +1547,7 @@
           <w:sz w:val="28"/>
           <w:szCs w:val="28"/>
         </w:rPr>
-        <w:t xml:space="preserve"> is the process of dividing a full bucket into two separate buckets when bucket overflow occurs</w:t>
-      </w:r>
-      <w:r>
-        <w:rPr>
-          <w:sz w:val="28"/>
-          <w:szCs w:val="28"/>
-        </w:rPr>
-        <w:t xml:space="preserve"> </w:t>
+        <w:t xml:space="preserve"> is the process of dividing a full bucket into two separate buckets when bucket overflow occurs </w:t>
       </w:r>
     </w:p>
     <w:p>
@@ -1698,14 +1693,7 @@
           <w:sz w:val="28"/>
           <w:szCs w:val="28"/>
         </w:rPr>
-        <w:t>.</w:t>
-      </w:r>
-      <w:r>
-        <w:rPr>
-          <w:sz w:val="28"/>
-          <w:szCs w:val="28"/>
-        </w:rPr>
-        <w:t xml:space="preserve"> </w:t>
+        <w:t xml:space="preserve">. </w:t>
       </w:r>
     </w:p>
     <w:p>
@@ -2434,47 +2422,7 @@
           <w:sz w:val="28"/>
           <w:szCs w:val="28"/>
         </w:rPr>
-        <w:drawing>
-          <wp:inline distT="0" distB="0" distL="0" distR="0">
-            <wp:extent cx="4595495" cy="2733675"/>
-            <wp:effectExtent l="0" t="0" r="0" b="9525"/>
-            <wp:docPr id="2" name="Picture 2"/>
-            <wp:cNvGraphicFramePr>
-              <a:graphicFrameLocks xmlns:a="http://schemas.openxmlformats.org/drawingml/2006/main" noChangeAspect="1"/>
-            </wp:cNvGraphicFramePr>
-            <a:graphic xmlns:a="http://schemas.openxmlformats.org/drawingml/2006/main">
-              <a:graphicData uri="http://schemas.openxmlformats.org/drawingml/2006/picture">
-                <pic:pic xmlns:pic="http://schemas.openxmlformats.org/drawingml/2006/picture">
-                  <pic:nvPicPr>
-                    <pic:cNvPr id="2" name="Screenshot_2.png"/>
-                    <pic:cNvPicPr/>
-                  </pic:nvPicPr>
-                  <pic:blipFill>
-                    <a:blip r:embed="rId7">
-                      <a:extLst>
-                        <a:ext uri="{28A0092B-C50C-407E-A947-70E740481C1C}">
-                          <a14:useLocalDpi xmlns:a14="http://schemas.microsoft.com/office/drawing/2010/main" val="0"/>
-                        </a:ext>
-                      </a:extLst>
-                    </a:blip>
-                    <a:stretch>
-                      <a:fillRect/>
-                    </a:stretch>
-                  </pic:blipFill>
-                  <pic:spPr>
-                    <a:xfrm>
-                      <a:off x="0" y="0"/>
-                      <a:ext cx="4601123" cy="2737023"/>
-                    </a:xfrm>
-                    <a:prstGeom prst="rect">
-                      <a:avLst/>
-                    </a:prstGeom>
-                  </pic:spPr>
-                </pic:pic>
-              </a:graphicData>
-            </a:graphic>
-          </wp:inline>
-        </w:drawing>
+        <w:t xml:space="preserve"> </w:t>
       </w:r>
       <w:bookmarkStart w:id="0" w:name="_GoBack"/>
       <w:bookmarkEnd w:id="0"/>
